--- a/docs/developpement/phases/word/PHASE_34_RAPPORT_DE_SOIREE_FIGE_A_LA_CLOTURE_IMPRIMABLE_ET_EN_PDF.docx
+++ b/docs/developpement/phases/word/PHASE_34_RAPPORT_DE_SOIREE_FIGE_A_LA_CLOTURE_IMPRIMABLE_ET_EN_PDF.docx
@@ -20,7 +20,7 @@
       <w:r>
         <w:t xml:space="preserve">FlaiX Expert · dossier de développement · généré le 2026-10-04 depuis le dépôt </w:t>
       </w:r>
-      <w:hyperlink w:history="1" r:id="rIdsrvb7_iaxp2f0hdu4ywzl">
+      <w:hyperlink w:history="1" r:id="rIdljexdcz0ny_xddnnc6mvq">
         <w:r>
           <w:rPr>
             <w:rStyle w:val="Hyperlink"/>
@@ -600,7 +600,7 @@
           <w:numId w:val="2"/>
         </w:numPr>
       </w:pPr>
-      <w:hyperlink w:history="1" r:id="rIdw5xjkonyyy_mi_ffd4vlk">
+      <w:hyperlink w:history="1" r:id="rId3nnt-7bxpvyij_c71exu_">
         <w:r>
           <w:rPr>
             <w:rStyle w:val="Hyperlink"/>
@@ -648,7 +648,7 @@
       <w:r>
         <w:t xml:space="preserve"> — créé — </w:t>
       </w:r>
-      <w:hyperlink w:history="1" r:id="rIdna6wwvwmoonvadi9qifnz">
+      <w:hyperlink w:history="1" r:id="rIdwvbhopsunv558yja6k_8v">
         <w:r>
           <w:rPr>
             <w:rStyle w:val="Hyperlink"/>
@@ -685,7 +685,7 @@
       <w:r>
         <w:t xml:space="preserve"> — créé — </w:t>
       </w:r>
-      <w:hyperlink w:history="1" r:id="rIddqg2fjc_eldhlescbt_nk">
+      <w:hyperlink w:history="1" r:id="rIdrgwoz0faseyr7xlfz6w3e">
         <w:r>
           <w:rPr>
             <w:rStyle w:val="Hyperlink"/>
@@ -714,7 +714,7 @@
       <w:r>
         <w:t xml:space="preserve"> — créé — </w:t>
       </w:r>
-      <w:hyperlink w:history="1" r:id="rIdqdpmhibo5t-70zqzfnpbp">
+      <w:hyperlink w:history="1" r:id="rIdmhn-ymxmw7x3ha9kvzeyx">
         <w:r>
           <w:rPr>
             <w:rStyle w:val="Hyperlink"/>
@@ -751,7 +751,7 @@
       <w:r>
         <w:t xml:space="preserve"> — modifié — </w:t>
       </w:r>
-      <w:hyperlink w:history="1" r:id="rId7sclm5pq1a1egolacxorm">
+      <w:hyperlink w:history="1" r:id="rIdpnk7fx6avpel0nz10d5nk">
         <w:r>
           <w:rPr>
             <w:rStyle w:val="Hyperlink"/>
@@ -780,7 +780,7 @@
       <w:r>
         <w:t xml:space="preserve"> — modifié — </w:t>
       </w:r>
-      <w:hyperlink w:history="1" r:id="rIdey5jk5xvpdtcilu6ztr5r">
+      <w:hyperlink w:history="1" r:id="rId61m0mfi9695ziw6h5zloq">
         <w:r>
           <w:rPr>
             <w:rStyle w:val="Hyperlink"/>
@@ -809,7 +809,7 @@
       <w:r>
         <w:t xml:space="preserve"> — créé — </w:t>
       </w:r>
-      <w:hyperlink w:history="1" r:id="rIdwcfufrc_q4xiwkijydgsj">
+      <w:hyperlink w:history="1" r:id="rIdszniw2tjoocsu4mzbi0bx">
         <w:r>
           <w:rPr>
             <w:rStyle w:val="Hyperlink"/>
@@ -846,7 +846,7 @@
       <w:r>
         <w:t xml:space="preserve"> — modifié — </w:t>
       </w:r>
-      <w:hyperlink w:history="1" r:id="rId5skas3pxfarfpzv13hx4-">
+      <w:hyperlink w:history="1" r:id="rIdghtfuqkepssuyfwewn6a0">
         <w:r>
           <w:rPr>
             <w:rStyle w:val="Hyperlink"/>
@@ -875,7 +875,7 @@
       <w:r>
         <w:t xml:space="preserve"> — créé — </w:t>
       </w:r>
-      <w:hyperlink w:history="1" r:id="rIde_dub_fau2pjty9tytwlq">
+      <w:hyperlink w:history="1" r:id="rIdp3z5icwxhb-dedmdm0y2e">
         <w:r>
           <w:rPr>
             <w:rStyle w:val="Hyperlink"/>
@@ -904,7 +904,7 @@
       <w:r>
         <w:t xml:space="preserve"> — modifié — </w:t>
       </w:r>
-      <w:hyperlink w:history="1" r:id="rId4edijwsbnacpa5in28kwi">
+      <w:hyperlink w:history="1" r:id="rIdbhj-kyjcb4wofe-ax_e4l">
         <w:r>
           <w:rPr>
             <w:rStyle w:val="Hyperlink"/>
@@ -933,7 +933,7 @@
       <w:r>
         <w:t xml:space="preserve"> — modifié — </w:t>
       </w:r>
-      <w:hyperlink w:history="1" r:id="rIdj7sssgda5aygygtljl8fx">
+      <w:hyperlink w:history="1" r:id="rIdug5ul3sir6anfc9bsfses">
         <w:r>
           <w:rPr>
             <w:rStyle w:val="Hyperlink"/>
@@ -970,7 +970,7 @@
       <w:r>
         <w:t xml:space="preserve"> — modifié — </w:t>
       </w:r>
-      <w:hyperlink w:history="1" r:id="rIdmppg21_ok0cjf6grnwufy">
+      <w:hyperlink w:history="1" r:id="rIdu6uyz29ivtvf69ullwt96">
         <w:r>
           <w:rPr>
             <w:rStyle w:val="Hyperlink"/>
@@ -999,7 +999,7 @@
       <w:r>
         <w:t xml:space="preserve"> — modifié — </w:t>
       </w:r>
-      <w:hyperlink w:history="1" r:id="rIdipg5xsn7jsnlvsmdb8fsl">
+      <w:hyperlink w:history="1" r:id="rIdyjhymxtmrwtox6kba3txu">
         <w:r>
           <w:rPr>
             <w:rStyle w:val="Hyperlink"/>
@@ -1028,7 +1028,7 @@
       <w:r>
         <w:t xml:space="preserve"> — créé — </w:t>
       </w:r>
-      <w:hyperlink w:history="1" r:id="rIdbzjuzsw1r-qjh1njana0a">
+      <w:hyperlink w:history="1" r:id="rIdljzofrhhhp85zs1fo308v">
         <w:r>
           <w:rPr>
             <w:rStyle w:val="Hyperlink"/>
@@ -1057,7 +1057,7 @@
       <w:r>
         <w:t xml:space="preserve"> — créé — </w:t>
       </w:r>
-      <w:hyperlink w:history="1" r:id="rId8itqtes44slp4fupdp9a8">
+      <w:hyperlink w:history="1" r:id="rIdhv7xxvax3kdxzkgwnvn0q">
         <w:r>
           <w:rPr>
             <w:rStyle w:val="Hyperlink"/>
@@ -1086,7 +1086,7 @@
       <w:r>
         <w:t xml:space="preserve"> — modifié — </w:t>
       </w:r>
-      <w:hyperlink w:history="1" r:id="rIdurvpyf6whpk_fkxjrxbzo">
+      <w:hyperlink w:history="1" r:id="rIdafguf5xsxcdzlm5o4rvwi">
         <w:r>
           <w:rPr>
             <w:rStyle w:val="Hyperlink"/>
@@ -1115,7 +1115,7 @@
       <w:r>
         <w:t xml:space="preserve"> — modifié — </w:t>
       </w:r>
-      <w:hyperlink w:history="1" r:id="rIdnud_x7ss0b7jav-wzdgaa">
+      <w:hyperlink w:history="1" r:id="rIdo_wwperqchd4ewrdw2lg4">
         <w:r>
           <w:rPr>
             <w:rStyle w:val="Hyperlink"/>
@@ -1152,7 +1152,7 @@
       <w:r>
         <w:t xml:space="preserve"> — modifié — </w:t>
       </w:r>
-      <w:hyperlink w:history="1" r:id="rIddr37qjr3iuqv5jzsimzyy">
+      <w:hyperlink w:history="1" r:id="rIdiaelisgzihdgrs7tftgfq">
         <w:r>
           <w:rPr>
             <w:rStyle w:val="Hyperlink"/>
@@ -1181,7 +1181,7 @@
       <w:r>
         <w:t xml:space="preserve"> — modifié — </w:t>
       </w:r>
-      <w:hyperlink w:history="1" r:id="rIdhy5ggtyvng9mf5d1mnn9m">
+      <w:hyperlink w:history="1" r:id="rIdvdanirrgyye9j-s0luit9">
         <w:r>
           <w:rPr>
             <w:rStyle w:val="Hyperlink"/>

--- a/docs/developpement/phases/word/PHASE_34_RAPPORT_DE_SOIREE_FIGE_A_LA_CLOTURE_IMPRIMABLE_ET_EN_PDF.docx
+++ b/docs/developpement/phases/word/PHASE_34_RAPPORT_DE_SOIREE_FIGE_A_LA_CLOTURE_IMPRIMABLE_ET_EN_PDF.docx
@@ -20,7 +20,7 @@
       <w:r>
         <w:t xml:space="preserve">FlaiX Expert · dossier de développement · généré le 2026-10-04 depuis le dépôt </w:t>
       </w:r>
-      <w:hyperlink w:history="1" r:id="rIdljexdcz0ny_xddnnc6mvq">
+      <w:hyperlink w:history="1" r:id="rIdp_fvahzgkhanuiv5va7b4">
         <w:r>
           <w:rPr>
             <w:rStyle w:val="Hyperlink"/>
@@ -600,7 +600,7 @@
           <w:numId w:val="2"/>
         </w:numPr>
       </w:pPr>
-      <w:hyperlink w:history="1" r:id="rId3nnt-7bxpvyij_c71exu_">
+      <w:hyperlink w:history="1" r:id="rIdaidocagczdbrrvlmkaemz">
         <w:r>
           <w:rPr>
             <w:rStyle w:val="Hyperlink"/>
@@ -648,7 +648,7 @@
       <w:r>
         <w:t xml:space="preserve"> — créé — </w:t>
       </w:r>
-      <w:hyperlink w:history="1" r:id="rIdwvbhopsunv558yja6k_8v">
+      <w:hyperlink w:history="1" r:id="rIdqqtx_pvr4r2f_s8ic0fv1">
         <w:r>
           <w:rPr>
             <w:rStyle w:val="Hyperlink"/>
@@ -685,7 +685,7 @@
       <w:r>
         <w:t xml:space="preserve"> — créé — </w:t>
       </w:r>
-      <w:hyperlink w:history="1" r:id="rIdrgwoz0faseyr7xlfz6w3e">
+      <w:hyperlink w:history="1" r:id="rIdqkwnkpysff3fxomyyhzat">
         <w:r>
           <w:rPr>
             <w:rStyle w:val="Hyperlink"/>
@@ -714,7 +714,7 @@
       <w:r>
         <w:t xml:space="preserve"> — créé — </w:t>
       </w:r>
-      <w:hyperlink w:history="1" r:id="rIdmhn-ymxmw7x3ha9kvzeyx">
+      <w:hyperlink w:history="1" r:id="rIdiomlnxkm1bpimvm9msnyf">
         <w:r>
           <w:rPr>
             <w:rStyle w:val="Hyperlink"/>
@@ -751,7 +751,7 @@
       <w:r>
         <w:t xml:space="preserve"> — modifié — </w:t>
       </w:r>
-      <w:hyperlink w:history="1" r:id="rIdpnk7fx6avpel0nz10d5nk">
+      <w:hyperlink w:history="1" r:id="rIdk7yjdfjtlmszjqzi6q1uy">
         <w:r>
           <w:rPr>
             <w:rStyle w:val="Hyperlink"/>
@@ -780,7 +780,7 @@
       <w:r>
         <w:t xml:space="preserve"> — modifié — </w:t>
       </w:r>
-      <w:hyperlink w:history="1" r:id="rId61m0mfi9695ziw6h5zloq">
+      <w:hyperlink w:history="1" r:id="rIdcvxmwendangx9uvqfmgfh">
         <w:r>
           <w:rPr>
             <w:rStyle w:val="Hyperlink"/>
@@ -809,7 +809,7 @@
       <w:r>
         <w:t xml:space="preserve"> — créé — </w:t>
       </w:r>
-      <w:hyperlink w:history="1" r:id="rIdszniw2tjoocsu4mzbi0bx">
+      <w:hyperlink w:history="1" r:id="rIdj5rvhylpyidl6sgcqxxgj">
         <w:r>
           <w:rPr>
             <w:rStyle w:val="Hyperlink"/>
@@ -846,7 +846,7 @@
       <w:r>
         <w:t xml:space="preserve"> — modifié — </w:t>
       </w:r>
-      <w:hyperlink w:history="1" r:id="rIdghtfuqkepssuyfwewn6a0">
+      <w:hyperlink w:history="1" r:id="rId3459yehaz1rgoyeks4bw1">
         <w:r>
           <w:rPr>
             <w:rStyle w:val="Hyperlink"/>
@@ -875,7 +875,7 @@
       <w:r>
         <w:t xml:space="preserve"> — créé — </w:t>
       </w:r>
-      <w:hyperlink w:history="1" r:id="rIdp3z5icwxhb-dedmdm0y2e">
+      <w:hyperlink w:history="1" r:id="rIdtl6dkapwlb10v33byvaza">
         <w:r>
           <w:rPr>
             <w:rStyle w:val="Hyperlink"/>
@@ -904,7 +904,7 @@
       <w:r>
         <w:t xml:space="preserve"> — modifié — </w:t>
       </w:r>
-      <w:hyperlink w:history="1" r:id="rIdbhj-kyjcb4wofe-ax_e4l">
+      <w:hyperlink w:history="1" r:id="rIdw68scjys7vllvhuc6javh">
         <w:r>
           <w:rPr>
             <w:rStyle w:val="Hyperlink"/>
@@ -933,7 +933,7 @@
       <w:r>
         <w:t xml:space="preserve"> — modifié — </w:t>
       </w:r>
-      <w:hyperlink w:history="1" r:id="rIdug5ul3sir6anfc9bsfses">
+      <w:hyperlink w:history="1" r:id="rId8kew5fj7n5zwcsaket2ia">
         <w:r>
           <w:rPr>
             <w:rStyle w:val="Hyperlink"/>
@@ -970,7 +970,7 @@
       <w:r>
         <w:t xml:space="preserve"> — modifié — </w:t>
       </w:r>
-      <w:hyperlink w:history="1" r:id="rIdu6uyz29ivtvf69ullwt96">
+      <w:hyperlink w:history="1" r:id="rIdncvbano1gtmpfanf0m0wp">
         <w:r>
           <w:rPr>
             <w:rStyle w:val="Hyperlink"/>
@@ -999,7 +999,7 @@
       <w:r>
         <w:t xml:space="preserve"> — modifié — </w:t>
       </w:r>
-      <w:hyperlink w:history="1" r:id="rIdyjhymxtmrwtox6kba3txu">
+      <w:hyperlink w:history="1" r:id="rId-qgvobm8k4hhsvciisneu">
         <w:r>
           <w:rPr>
             <w:rStyle w:val="Hyperlink"/>
@@ -1028,7 +1028,7 @@
       <w:r>
         <w:t xml:space="preserve"> — créé — </w:t>
       </w:r>
-      <w:hyperlink w:history="1" r:id="rIdljzofrhhhp85zs1fo308v">
+      <w:hyperlink w:history="1" r:id="rIdgvvqy8ha2mx10ctevm9fh">
         <w:r>
           <w:rPr>
             <w:rStyle w:val="Hyperlink"/>
@@ -1057,7 +1057,7 @@
       <w:r>
         <w:t xml:space="preserve"> — créé — </w:t>
       </w:r>
-      <w:hyperlink w:history="1" r:id="rIdhv7xxvax3kdxzkgwnvn0q">
+      <w:hyperlink w:history="1" r:id="rId5yvxg6lqu3riqufmvhfkg">
         <w:r>
           <w:rPr>
             <w:rStyle w:val="Hyperlink"/>
@@ -1086,7 +1086,7 @@
       <w:r>
         <w:t xml:space="preserve"> — modifié — </w:t>
       </w:r>
-      <w:hyperlink w:history="1" r:id="rIdafguf5xsxcdzlm5o4rvwi">
+      <w:hyperlink w:history="1" r:id="rIdyhoakivenmn-nhltvzjr9">
         <w:r>
           <w:rPr>
             <w:rStyle w:val="Hyperlink"/>
@@ -1115,7 +1115,7 @@
       <w:r>
         <w:t xml:space="preserve"> — modifié — </w:t>
       </w:r>
-      <w:hyperlink w:history="1" r:id="rIdo_wwperqchd4ewrdw2lg4">
+      <w:hyperlink w:history="1" r:id="rIdfta3gu2dhv8wckv1-ubnj">
         <w:r>
           <w:rPr>
             <w:rStyle w:val="Hyperlink"/>
@@ -1152,7 +1152,7 @@
       <w:r>
         <w:t xml:space="preserve"> — modifié — </w:t>
       </w:r>
-      <w:hyperlink w:history="1" r:id="rIdiaelisgzihdgrs7tftgfq">
+      <w:hyperlink w:history="1" r:id="rIde3f0rllrlrc246mm7zeb-">
         <w:r>
           <w:rPr>
             <w:rStyle w:val="Hyperlink"/>
@@ -1181,7 +1181,7 @@
       <w:r>
         <w:t xml:space="preserve"> — modifié — </w:t>
       </w:r>
-      <w:hyperlink w:history="1" r:id="rIdvdanirrgyye9j-s0luit9">
+      <w:hyperlink w:history="1" r:id="rId9tmvtx3wadjzwetpjyus_">
         <w:r>
           <w:rPr>
             <w:rStyle w:val="Hyperlink"/>

--- a/docs/developpement/phases/word/PHASE_34_RAPPORT_DE_SOIREE_FIGE_A_LA_CLOTURE_IMPRIMABLE_ET_EN_PDF.docx
+++ b/docs/developpement/phases/word/PHASE_34_RAPPORT_DE_SOIREE_FIGE_A_LA_CLOTURE_IMPRIMABLE_ET_EN_PDF.docx
@@ -20,7 +20,7 @@
       <w:r>
         <w:t xml:space="preserve">FlaiX Expert · dossier de développement · généré le 2026-10-04 depuis le dépôt </w:t>
       </w:r>
-      <w:hyperlink w:history="1" r:id="rIdp_fvahzgkhanuiv5va7b4">
+      <w:hyperlink w:history="1" r:id="rIdb_tc_hxv4x1k2njb1_ij8">
         <w:r>
           <w:rPr>
             <w:rStyle w:val="Hyperlink"/>
@@ -600,7 +600,7 @@
           <w:numId w:val="2"/>
         </w:numPr>
       </w:pPr>
-      <w:hyperlink w:history="1" r:id="rIdaidocagczdbrrvlmkaemz">
+      <w:hyperlink w:history="1" r:id="rIdqdp-0bbbzfvc-aehhzwae">
         <w:r>
           <w:rPr>
             <w:rStyle w:val="Hyperlink"/>
@@ -648,7 +648,7 @@
       <w:r>
         <w:t xml:space="preserve"> — créé — </w:t>
       </w:r>
-      <w:hyperlink w:history="1" r:id="rIdqqtx_pvr4r2f_s8ic0fv1">
+      <w:hyperlink w:history="1" r:id="rId0enkg5udbih9hcnpcqzc5">
         <w:r>
           <w:rPr>
             <w:rStyle w:val="Hyperlink"/>
@@ -685,7 +685,7 @@
       <w:r>
         <w:t xml:space="preserve"> — créé — </w:t>
       </w:r>
-      <w:hyperlink w:history="1" r:id="rIdqkwnkpysff3fxomyyhzat">
+      <w:hyperlink w:history="1" r:id="rId9-spxqfmrsn9um2c2nohl">
         <w:r>
           <w:rPr>
             <w:rStyle w:val="Hyperlink"/>
@@ -714,7 +714,7 @@
       <w:r>
         <w:t xml:space="preserve"> — créé — </w:t>
       </w:r>
-      <w:hyperlink w:history="1" r:id="rIdiomlnxkm1bpimvm9msnyf">
+      <w:hyperlink w:history="1" r:id="rIdmzpbhmtv7hpysfldw2v-u">
         <w:r>
           <w:rPr>
             <w:rStyle w:val="Hyperlink"/>
@@ -751,7 +751,7 @@
       <w:r>
         <w:t xml:space="preserve"> — modifié — </w:t>
       </w:r>
-      <w:hyperlink w:history="1" r:id="rIdk7yjdfjtlmszjqzi6q1uy">
+      <w:hyperlink w:history="1" r:id="rIdrlfx0ec1k2q_g5vltwbvf">
         <w:r>
           <w:rPr>
             <w:rStyle w:val="Hyperlink"/>
@@ -780,7 +780,7 @@
       <w:r>
         <w:t xml:space="preserve"> — modifié — </w:t>
       </w:r>
-      <w:hyperlink w:history="1" r:id="rIdcvxmwendangx9uvqfmgfh">
+      <w:hyperlink w:history="1" r:id="rIdgmfsu8f5ato3bnfvurflw">
         <w:r>
           <w:rPr>
             <w:rStyle w:val="Hyperlink"/>
@@ -809,7 +809,7 @@
       <w:r>
         <w:t xml:space="preserve"> — créé — </w:t>
       </w:r>
-      <w:hyperlink w:history="1" r:id="rIdj5rvhylpyidl6sgcqxxgj">
+      <w:hyperlink w:history="1" r:id="rIdx5if7hw4hbeysmvrykjla">
         <w:r>
           <w:rPr>
             <w:rStyle w:val="Hyperlink"/>
@@ -846,7 +846,7 @@
       <w:r>
         <w:t xml:space="preserve"> — modifié — </w:t>
       </w:r>
-      <w:hyperlink w:history="1" r:id="rId3459yehaz1rgoyeks4bw1">
+      <w:hyperlink w:history="1" r:id="rIdkovzkqg_adgxaxihrt4sm">
         <w:r>
           <w:rPr>
             <w:rStyle w:val="Hyperlink"/>
@@ -875,7 +875,7 @@
       <w:r>
         <w:t xml:space="preserve"> — créé — </w:t>
       </w:r>
-      <w:hyperlink w:history="1" r:id="rIdtl6dkapwlb10v33byvaza">
+      <w:hyperlink w:history="1" r:id="rIdjordamvqx4xbguktcrj-g">
         <w:r>
           <w:rPr>
             <w:rStyle w:val="Hyperlink"/>
@@ -904,7 +904,7 @@
       <w:r>
         <w:t xml:space="preserve"> — modifié — </w:t>
       </w:r>
-      <w:hyperlink w:history="1" r:id="rIdw68scjys7vllvhuc6javh">
+      <w:hyperlink w:history="1" r:id="rId6lp2lcs6gvnatna2h7l4x">
         <w:r>
           <w:rPr>
             <w:rStyle w:val="Hyperlink"/>
@@ -933,7 +933,7 @@
       <w:r>
         <w:t xml:space="preserve"> — modifié — </w:t>
       </w:r>
-      <w:hyperlink w:history="1" r:id="rId8kew5fj7n5zwcsaket2ia">
+      <w:hyperlink w:history="1" r:id="rIdmfaufg4ix2r2zynoog0ip">
         <w:r>
           <w:rPr>
             <w:rStyle w:val="Hyperlink"/>
@@ -970,7 +970,7 @@
       <w:r>
         <w:t xml:space="preserve"> — modifié — </w:t>
       </w:r>
-      <w:hyperlink w:history="1" r:id="rIdncvbano1gtmpfanf0m0wp">
+      <w:hyperlink w:history="1" r:id="rIdsrihnz7wwscoo4mnx00r2">
         <w:r>
           <w:rPr>
             <w:rStyle w:val="Hyperlink"/>
@@ -999,7 +999,7 @@
       <w:r>
         <w:t xml:space="preserve"> — modifié — </w:t>
       </w:r>
-      <w:hyperlink w:history="1" r:id="rId-qgvobm8k4hhsvciisneu">
+      <w:hyperlink w:history="1" r:id="rIdkyxyxwczyelddf8huncc3">
         <w:r>
           <w:rPr>
             <w:rStyle w:val="Hyperlink"/>
@@ -1028,7 +1028,7 @@
       <w:r>
         <w:t xml:space="preserve"> — créé — </w:t>
       </w:r>
-      <w:hyperlink w:history="1" r:id="rIdgvvqy8ha2mx10ctevm9fh">
+      <w:hyperlink w:history="1" r:id="rIdwkayjf9xz5tdlvqpg80ae">
         <w:r>
           <w:rPr>
             <w:rStyle w:val="Hyperlink"/>
@@ -1057,7 +1057,7 @@
       <w:r>
         <w:t xml:space="preserve"> — créé — </w:t>
       </w:r>
-      <w:hyperlink w:history="1" r:id="rId5yvxg6lqu3riqufmvhfkg">
+      <w:hyperlink w:history="1" r:id="rIdd6hfezfx0fvarhzegjpmg">
         <w:r>
           <w:rPr>
             <w:rStyle w:val="Hyperlink"/>
@@ -1086,7 +1086,7 @@
       <w:r>
         <w:t xml:space="preserve"> — modifié — </w:t>
       </w:r>
-      <w:hyperlink w:history="1" r:id="rIdyhoakivenmn-nhltvzjr9">
+      <w:hyperlink w:history="1" r:id="rIdn3up0s075ock43fkfz3cv">
         <w:r>
           <w:rPr>
             <w:rStyle w:val="Hyperlink"/>
@@ -1115,7 +1115,7 @@
       <w:r>
         <w:t xml:space="preserve"> — modifié — </w:t>
       </w:r>
-      <w:hyperlink w:history="1" r:id="rIdfta3gu2dhv8wckv1-ubnj">
+      <w:hyperlink w:history="1" r:id="rIdgqucsidw5hb_lhqjjsp_0">
         <w:r>
           <w:rPr>
             <w:rStyle w:val="Hyperlink"/>
@@ -1152,7 +1152,7 @@
       <w:r>
         <w:t xml:space="preserve"> — modifié — </w:t>
       </w:r>
-      <w:hyperlink w:history="1" r:id="rIde3f0rllrlrc246mm7zeb-">
+      <w:hyperlink w:history="1" r:id="rIdv1igjwm0_95h0fvzwyyo-">
         <w:r>
           <w:rPr>
             <w:rStyle w:val="Hyperlink"/>
@@ -1181,7 +1181,7 @@
       <w:r>
         <w:t xml:space="preserve"> — modifié — </w:t>
       </w:r>
-      <w:hyperlink w:history="1" r:id="rId9tmvtx3wadjzwetpjyus_">
+      <w:hyperlink w:history="1" r:id="rIdmumbqvezap-xiwnysvg7w">
         <w:r>
           <w:rPr>
             <w:rStyle w:val="Hyperlink"/>

--- a/docs/developpement/phases/word/PHASE_34_RAPPORT_DE_SOIREE_FIGE_A_LA_CLOTURE_IMPRIMABLE_ET_EN_PDF.docx
+++ b/docs/developpement/phases/word/PHASE_34_RAPPORT_DE_SOIREE_FIGE_A_LA_CLOTURE_IMPRIMABLE_ET_EN_PDF.docx
@@ -20,7 +20,7 @@
       <w:r>
         <w:t xml:space="preserve">FlaiX Expert · dossier de développement · généré le 2026-10-04 depuis le dépôt </w:t>
       </w:r>
-      <w:hyperlink w:history="1" r:id="rIdb_tc_hxv4x1k2njb1_ij8">
+      <w:hyperlink w:history="1" r:id="rIdcxhkb1t7vb4bptbgxzuj1">
         <w:r>
           <w:rPr>
             <w:rStyle w:val="Hyperlink"/>
@@ -600,7 +600,7 @@
           <w:numId w:val="2"/>
         </w:numPr>
       </w:pPr>
-      <w:hyperlink w:history="1" r:id="rIdqdp-0bbbzfvc-aehhzwae">
+      <w:hyperlink w:history="1" r:id="rIdoifeg9zjat_svqdlk39n0">
         <w:r>
           <w:rPr>
             <w:rStyle w:val="Hyperlink"/>
@@ -648,7 +648,7 @@
       <w:r>
         <w:t xml:space="preserve"> — créé — </w:t>
       </w:r>
-      <w:hyperlink w:history="1" r:id="rId0enkg5udbih9hcnpcqzc5">
+      <w:hyperlink w:history="1" r:id="rIdpegnhd71iksznt3euizfz">
         <w:r>
           <w:rPr>
             <w:rStyle w:val="Hyperlink"/>
@@ -685,7 +685,7 @@
       <w:r>
         <w:t xml:space="preserve"> — créé — </w:t>
       </w:r>
-      <w:hyperlink w:history="1" r:id="rId9-spxqfmrsn9um2c2nohl">
+      <w:hyperlink w:history="1" r:id="rIdzoadkahevzqp1fja8xk5i">
         <w:r>
           <w:rPr>
             <w:rStyle w:val="Hyperlink"/>
@@ -714,7 +714,7 @@
       <w:r>
         <w:t xml:space="preserve"> — créé — </w:t>
       </w:r>
-      <w:hyperlink w:history="1" r:id="rIdmzpbhmtv7hpysfldw2v-u">
+      <w:hyperlink w:history="1" r:id="rIdud2pt3yznk1wvjvynxuv4">
         <w:r>
           <w:rPr>
             <w:rStyle w:val="Hyperlink"/>
@@ -751,7 +751,7 @@
       <w:r>
         <w:t xml:space="preserve"> — modifié — </w:t>
       </w:r>
-      <w:hyperlink w:history="1" r:id="rIdrlfx0ec1k2q_g5vltwbvf">
+      <w:hyperlink w:history="1" r:id="rId4oe3lhyds7hnqhd4ghpsq">
         <w:r>
           <w:rPr>
             <w:rStyle w:val="Hyperlink"/>
@@ -780,7 +780,7 @@
       <w:r>
         <w:t xml:space="preserve"> — modifié — </w:t>
       </w:r>
-      <w:hyperlink w:history="1" r:id="rIdgmfsu8f5ato3bnfvurflw">
+      <w:hyperlink w:history="1" r:id="rId-ycsv5j14lsuwddws3b3a">
         <w:r>
           <w:rPr>
             <w:rStyle w:val="Hyperlink"/>
@@ -809,7 +809,7 @@
       <w:r>
         <w:t xml:space="preserve"> — créé — </w:t>
       </w:r>
-      <w:hyperlink w:history="1" r:id="rIdx5if7hw4hbeysmvrykjla">
+      <w:hyperlink w:history="1" r:id="rIddxcsxx3mrtwk8vhpjalhg">
         <w:r>
           <w:rPr>
             <w:rStyle w:val="Hyperlink"/>
@@ -846,7 +846,7 @@
       <w:r>
         <w:t xml:space="preserve"> — modifié — </w:t>
       </w:r>
-      <w:hyperlink w:history="1" r:id="rIdkovzkqg_adgxaxihrt4sm">
+      <w:hyperlink w:history="1" r:id="rIdc3w4z1jxdpdrxe9r3qlgz">
         <w:r>
           <w:rPr>
             <w:rStyle w:val="Hyperlink"/>
@@ -875,7 +875,7 @@
       <w:r>
         <w:t xml:space="preserve"> — créé — </w:t>
       </w:r>
-      <w:hyperlink w:history="1" r:id="rIdjordamvqx4xbguktcrj-g">
+      <w:hyperlink w:history="1" r:id="rIdltjrmrsnzcqe0apjy6lcx">
         <w:r>
           <w:rPr>
             <w:rStyle w:val="Hyperlink"/>
@@ -904,7 +904,7 @@
       <w:r>
         <w:t xml:space="preserve"> — modifié — </w:t>
       </w:r>
-      <w:hyperlink w:history="1" r:id="rId6lp2lcs6gvnatna2h7l4x">
+      <w:hyperlink w:history="1" r:id="rIdwld1qtnhboc0i-crodpe3">
         <w:r>
           <w:rPr>
             <w:rStyle w:val="Hyperlink"/>
@@ -933,7 +933,7 @@
       <w:r>
         <w:t xml:space="preserve"> — modifié — </w:t>
       </w:r>
-      <w:hyperlink w:history="1" r:id="rIdmfaufg4ix2r2zynoog0ip">
+      <w:hyperlink w:history="1" r:id="rId88bi06t0scn5egppoogsl">
         <w:r>
           <w:rPr>
             <w:rStyle w:val="Hyperlink"/>
@@ -970,7 +970,7 @@
       <w:r>
         <w:t xml:space="preserve"> — modifié — </w:t>
       </w:r>
-      <w:hyperlink w:history="1" r:id="rIdsrihnz7wwscoo4mnx00r2">
+      <w:hyperlink w:history="1" r:id="rId5x038gvake_3ufzlqtwcv">
         <w:r>
           <w:rPr>
             <w:rStyle w:val="Hyperlink"/>
@@ -999,7 +999,7 @@
       <w:r>
         <w:t xml:space="preserve"> — modifié — </w:t>
       </w:r>
-      <w:hyperlink w:history="1" r:id="rIdkyxyxwczyelddf8huncc3">
+      <w:hyperlink w:history="1" r:id="rIdfgylnbzjkjybbwgtxkaq3">
         <w:r>
           <w:rPr>
             <w:rStyle w:val="Hyperlink"/>
@@ -1028,7 +1028,7 @@
       <w:r>
         <w:t xml:space="preserve"> — créé — </w:t>
       </w:r>
-      <w:hyperlink w:history="1" r:id="rIdwkayjf9xz5tdlvqpg80ae">
+      <w:hyperlink w:history="1" r:id="rId3ajnxyfcftzg7k6fzpd8v">
         <w:r>
           <w:rPr>
             <w:rStyle w:val="Hyperlink"/>
@@ -1057,7 +1057,7 @@
       <w:r>
         <w:t xml:space="preserve"> — créé — </w:t>
       </w:r>
-      <w:hyperlink w:history="1" r:id="rIdd6hfezfx0fvarhzegjpmg">
+      <w:hyperlink w:history="1" r:id="rIdsfkxekqggk5jeirgbjfob">
         <w:r>
           <w:rPr>
             <w:rStyle w:val="Hyperlink"/>
@@ -1086,7 +1086,7 @@
       <w:r>
         <w:t xml:space="preserve"> — modifié — </w:t>
       </w:r>
-      <w:hyperlink w:history="1" r:id="rIdn3up0s075ock43fkfz3cv">
+      <w:hyperlink w:history="1" r:id="rId0dt4pqedycbjhvizuhr1g">
         <w:r>
           <w:rPr>
             <w:rStyle w:val="Hyperlink"/>
@@ -1115,7 +1115,7 @@
       <w:r>
         <w:t xml:space="preserve"> — modifié — </w:t>
       </w:r>
-      <w:hyperlink w:history="1" r:id="rIdgqucsidw5hb_lhqjjsp_0">
+      <w:hyperlink w:history="1" r:id="rIdgjkz7ozplsxmtbdgnejrg">
         <w:r>
           <w:rPr>
             <w:rStyle w:val="Hyperlink"/>
@@ -1152,7 +1152,7 @@
       <w:r>
         <w:t xml:space="preserve"> — modifié — </w:t>
       </w:r>
-      <w:hyperlink w:history="1" r:id="rIdv1igjwm0_95h0fvzwyyo-">
+      <w:hyperlink w:history="1" r:id="rIdx2j98prfdmbaoe29a6cs0">
         <w:r>
           <w:rPr>
             <w:rStyle w:val="Hyperlink"/>
@@ -1181,7 +1181,7 @@
       <w:r>
         <w:t xml:space="preserve"> — modifié — </w:t>
       </w:r>
-      <w:hyperlink w:history="1" r:id="rIdmumbqvezap-xiwnysvg7w">
+      <w:hyperlink w:history="1" r:id="rIdzfixl0ow2q8zjbbmluk9w">
         <w:r>
           <w:rPr>
             <w:rStyle w:val="Hyperlink"/>

--- a/docs/developpement/phases/word/PHASE_34_RAPPORT_DE_SOIREE_FIGE_A_LA_CLOTURE_IMPRIMABLE_ET_EN_PDF.docx
+++ b/docs/developpement/phases/word/PHASE_34_RAPPORT_DE_SOIREE_FIGE_A_LA_CLOTURE_IMPRIMABLE_ET_EN_PDF.docx
@@ -20,7 +20,7 @@
       <w:r>
         <w:t xml:space="preserve">FlaiX Expert · dossier de développement · généré le 2026-10-04 depuis le dépôt </w:t>
       </w:r>
-      <w:hyperlink w:history="1" r:id="rIdcxhkb1t7vb4bptbgxzuj1">
+      <w:hyperlink w:history="1" r:id="rId8pfmp3hkyb6ohss0q6ws_">
         <w:r>
           <w:rPr>
             <w:rStyle w:val="Hyperlink"/>
@@ -600,7 +600,7 @@
           <w:numId w:val="2"/>
         </w:numPr>
       </w:pPr>
-      <w:hyperlink w:history="1" r:id="rIdoifeg9zjat_svqdlk39n0">
+      <w:hyperlink w:history="1" r:id="rIdnnuml0vs3g7rpq6rxacwa">
         <w:r>
           <w:rPr>
             <w:rStyle w:val="Hyperlink"/>
@@ -648,7 +648,7 @@
       <w:r>
         <w:t xml:space="preserve"> — créé — </w:t>
       </w:r>
-      <w:hyperlink w:history="1" r:id="rIdpegnhd71iksznt3euizfz">
+      <w:hyperlink w:history="1" r:id="rIdreuhr11hwsxuofezwry2b">
         <w:r>
           <w:rPr>
             <w:rStyle w:val="Hyperlink"/>
@@ -685,7 +685,7 @@
       <w:r>
         <w:t xml:space="preserve"> — créé — </w:t>
       </w:r>
-      <w:hyperlink w:history="1" r:id="rIdzoadkahevzqp1fja8xk5i">
+      <w:hyperlink w:history="1" r:id="rIduglole-m6xbk02htejkpq">
         <w:r>
           <w:rPr>
             <w:rStyle w:val="Hyperlink"/>
@@ -714,7 +714,7 @@
       <w:r>
         <w:t xml:space="preserve"> — créé — </w:t>
       </w:r>
-      <w:hyperlink w:history="1" r:id="rIdud2pt3yznk1wvjvynxuv4">
+      <w:hyperlink w:history="1" r:id="rIdwfbwamcxyqmxceab3gyza">
         <w:r>
           <w:rPr>
             <w:rStyle w:val="Hyperlink"/>
@@ -751,7 +751,7 @@
       <w:r>
         <w:t xml:space="preserve"> — modifié — </w:t>
       </w:r>
-      <w:hyperlink w:history="1" r:id="rId4oe3lhyds7hnqhd4ghpsq">
+      <w:hyperlink w:history="1" r:id="rIdwqu5n5wagouds0i7rfvhn">
         <w:r>
           <w:rPr>
             <w:rStyle w:val="Hyperlink"/>
@@ -780,7 +780,7 @@
       <w:r>
         <w:t xml:space="preserve"> — modifié — </w:t>
       </w:r>
-      <w:hyperlink w:history="1" r:id="rId-ycsv5j14lsuwddws3b3a">
+      <w:hyperlink w:history="1" r:id="rIdxmqs-t9kxmxx9iptnyvmm">
         <w:r>
           <w:rPr>
             <w:rStyle w:val="Hyperlink"/>
@@ -809,7 +809,7 @@
       <w:r>
         <w:t xml:space="preserve"> — créé — </w:t>
       </w:r>
-      <w:hyperlink w:history="1" r:id="rIddxcsxx3mrtwk8vhpjalhg">
+      <w:hyperlink w:history="1" r:id="rIdnjbch21bptzabyikwjhnt">
         <w:r>
           <w:rPr>
             <w:rStyle w:val="Hyperlink"/>
@@ -846,7 +846,7 @@
       <w:r>
         <w:t xml:space="preserve"> — modifié — </w:t>
       </w:r>
-      <w:hyperlink w:history="1" r:id="rIdc3w4z1jxdpdrxe9r3qlgz">
+      <w:hyperlink w:history="1" r:id="rIdcwgivfgwvb6gegiwty85r">
         <w:r>
           <w:rPr>
             <w:rStyle w:val="Hyperlink"/>
@@ -875,7 +875,7 @@
       <w:r>
         <w:t xml:space="preserve"> — créé — </w:t>
       </w:r>
-      <w:hyperlink w:history="1" r:id="rIdltjrmrsnzcqe0apjy6lcx">
+      <w:hyperlink w:history="1" r:id="rIdsbtvy6kvxvbahmshq4zld">
         <w:r>
           <w:rPr>
             <w:rStyle w:val="Hyperlink"/>
@@ -904,7 +904,7 @@
       <w:r>
         <w:t xml:space="preserve"> — modifié — </w:t>
       </w:r>
-      <w:hyperlink w:history="1" r:id="rIdwld1qtnhboc0i-crodpe3">
+      <w:hyperlink w:history="1" r:id="rId9wsvmau-xagrtnlwc__ip">
         <w:r>
           <w:rPr>
             <w:rStyle w:val="Hyperlink"/>
@@ -933,7 +933,7 @@
       <w:r>
         <w:t xml:space="preserve"> — modifié — </w:t>
       </w:r>
-      <w:hyperlink w:history="1" r:id="rId88bi06t0scn5egppoogsl">
+      <w:hyperlink w:history="1" r:id="rIdrflerw8i-kfdllb3rmlym">
         <w:r>
           <w:rPr>
             <w:rStyle w:val="Hyperlink"/>
@@ -970,7 +970,7 @@
       <w:r>
         <w:t xml:space="preserve"> — modifié — </w:t>
       </w:r>
-      <w:hyperlink w:history="1" r:id="rId5x038gvake_3ufzlqtwcv">
+      <w:hyperlink w:history="1" r:id="rIdtbeygykyh0ab-7zrxztdv">
         <w:r>
           <w:rPr>
             <w:rStyle w:val="Hyperlink"/>
@@ -999,7 +999,7 @@
       <w:r>
         <w:t xml:space="preserve"> — modifié — </w:t>
       </w:r>
-      <w:hyperlink w:history="1" r:id="rIdfgylnbzjkjybbwgtxkaq3">
+      <w:hyperlink w:history="1" r:id="rId6iuee97linul8luwf8_fc">
         <w:r>
           <w:rPr>
             <w:rStyle w:val="Hyperlink"/>
@@ -1028,7 +1028,7 @@
       <w:r>
         <w:t xml:space="preserve"> — créé — </w:t>
       </w:r>
-      <w:hyperlink w:history="1" r:id="rId3ajnxyfcftzg7k6fzpd8v">
+      <w:hyperlink w:history="1" r:id="rIdrbjrm_2nk_raqbhsla71j">
         <w:r>
           <w:rPr>
             <w:rStyle w:val="Hyperlink"/>
@@ -1057,7 +1057,7 @@
       <w:r>
         <w:t xml:space="preserve"> — créé — </w:t>
       </w:r>
-      <w:hyperlink w:history="1" r:id="rIdsfkxekqggk5jeirgbjfob">
+      <w:hyperlink w:history="1" r:id="rIdlzlnbegnj-3r4appbj200">
         <w:r>
           <w:rPr>
             <w:rStyle w:val="Hyperlink"/>
@@ -1086,7 +1086,7 @@
       <w:r>
         <w:t xml:space="preserve"> — modifié — </w:t>
       </w:r>
-      <w:hyperlink w:history="1" r:id="rId0dt4pqedycbjhvizuhr1g">
+      <w:hyperlink w:history="1" r:id="rIdseeepw8lqevfwx4nsc41x">
         <w:r>
           <w:rPr>
             <w:rStyle w:val="Hyperlink"/>
@@ -1115,7 +1115,7 @@
       <w:r>
         <w:t xml:space="preserve"> — modifié — </w:t>
       </w:r>
-      <w:hyperlink w:history="1" r:id="rIdgjkz7ozplsxmtbdgnejrg">
+      <w:hyperlink w:history="1" r:id="rIdma169fyvphxkqxgmizrie">
         <w:r>
           <w:rPr>
             <w:rStyle w:val="Hyperlink"/>
@@ -1152,7 +1152,7 @@
       <w:r>
         <w:t xml:space="preserve"> — modifié — </w:t>
       </w:r>
-      <w:hyperlink w:history="1" r:id="rIdx2j98prfdmbaoe29a6cs0">
+      <w:hyperlink w:history="1" r:id="rIdaetjspmcoxi_t0pc5qhby">
         <w:r>
           <w:rPr>
             <w:rStyle w:val="Hyperlink"/>
@@ -1181,7 +1181,7 @@
       <w:r>
         <w:t xml:space="preserve"> — modifié — </w:t>
       </w:r>
-      <w:hyperlink w:history="1" r:id="rIdzfixl0ow2q8zjbbmluk9w">
+      <w:hyperlink w:history="1" r:id="rId-jlm8z806s6j2xlpqgsvf">
         <w:r>
           <w:rPr>
             <w:rStyle w:val="Hyperlink"/>

--- a/docs/developpement/phases/word/PHASE_34_RAPPORT_DE_SOIREE_FIGE_A_LA_CLOTURE_IMPRIMABLE_ET_EN_PDF.docx
+++ b/docs/developpement/phases/word/PHASE_34_RAPPORT_DE_SOIREE_FIGE_A_LA_CLOTURE_IMPRIMABLE_ET_EN_PDF.docx
@@ -18,9 +18,9 @@
         <w:shd w:fill="F6F3FF" w:color="auto" w:val="clear"/>
       </w:pPr>
       <w:r>
-        <w:t xml:space="preserve">FlaiX Expert · dossier de développement · généré le 2026-10-04 depuis le dépôt </w:t>
-      </w:r>
-      <w:hyperlink w:history="1" r:id="rId8pfmp3hkyb6ohss0q6ws_">
+        <w:t xml:space="preserve">FlaiX Expert · dossier de développement · généré le 2026-10-19 depuis le dépôt </w:t>
+      </w:r>
+      <w:hyperlink w:history="1" r:id="rIdt_d9h4apbp8u5ti8puuqp">
         <w:r>
           <w:rPr>
             <w:rStyle w:val="Hyperlink"/>
@@ -600,7 +600,7 @@
           <w:numId w:val="2"/>
         </w:numPr>
       </w:pPr>
-      <w:hyperlink w:history="1" r:id="rIdnnuml0vs3g7rpq6rxacwa">
+      <w:hyperlink w:history="1" r:id="rIdjnf8v9nnzyuzqlheacf3m">
         <w:r>
           <w:rPr>
             <w:rStyle w:val="Hyperlink"/>
@@ -648,7 +648,7 @@
       <w:r>
         <w:t xml:space="preserve"> — créé — </w:t>
       </w:r>
-      <w:hyperlink w:history="1" r:id="rIdreuhr11hwsxuofezwry2b">
+      <w:hyperlink w:history="1" r:id="rId6sbjob4eny8y3syfegphe">
         <w:r>
           <w:rPr>
             <w:rStyle w:val="Hyperlink"/>
@@ -685,7 +685,7 @@
       <w:r>
         <w:t xml:space="preserve"> — créé — </w:t>
       </w:r>
-      <w:hyperlink w:history="1" r:id="rIduglole-m6xbk02htejkpq">
+      <w:hyperlink w:history="1" r:id="rId4crimijaf7srop7ixjisg">
         <w:r>
           <w:rPr>
             <w:rStyle w:val="Hyperlink"/>
@@ -714,7 +714,7 @@
       <w:r>
         <w:t xml:space="preserve"> — créé — </w:t>
       </w:r>
-      <w:hyperlink w:history="1" r:id="rIdwfbwamcxyqmxceab3gyza">
+      <w:hyperlink w:history="1" r:id="rIdcjdn8y_lohexjttkhu0zr">
         <w:r>
           <w:rPr>
             <w:rStyle w:val="Hyperlink"/>
@@ -751,7 +751,7 @@
       <w:r>
         <w:t xml:space="preserve"> — modifié — </w:t>
       </w:r>
-      <w:hyperlink w:history="1" r:id="rIdwqu5n5wagouds0i7rfvhn">
+      <w:hyperlink w:history="1" r:id="rIdlotigpoaabt0xdxegkrzp">
         <w:r>
           <w:rPr>
             <w:rStyle w:val="Hyperlink"/>
@@ -780,7 +780,7 @@
       <w:r>
         <w:t xml:space="preserve"> — modifié — </w:t>
       </w:r>
-      <w:hyperlink w:history="1" r:id="rIdxmqs-t9kxmxx9iptnyvmm">
+      <w:hyperlink w:history="1" r:id="rIdtdn2z2in1toxnbm7pl99j">
         <w:r>
           <w:rPr>
             <w:rStyle w:val="Hyperlink"/>
@@ -809,7 +809,7 @@
       <w:r>
         <w:t xml:space="preserve"> — créé — </w:t>
       </w:r>
-      <w:hyperlink w:history="1" r:id="rIdnjbch21bptzabyikwjhnt">
+      <w:hyperlink w:history="1" r:id="rId0fmurppaorptpnv0ixopo">
         <w:r>
           <w:rPr>
             <w:rStyle w:val="Hyperlink"/>
@@ -846,7 +846,7 @@
       <w:r>
         <w:t xml:space="preserve"> — modifié — </w:t>
       </w:r>
-      <w:hyperlink w:history="1" r:id="rIdcwgivfgwvb6gegiwty85r">
+      <w:hyperlink w:history="1" r:id="rIdpkxfbhbxx5ojnptqzxmzn">
         <w:r>
           <w:rPr>
             <w:rStyle w:val="Hyperlink"/>
@@ -875,7 +875,7 @@
       <w:r>
         <w:t xml:space="preserve"> — créé — </w:t>
       </w:r>
-      <w:hyperlink w:history="1" r:id="rIdsbtvy6kvxvbahmshq4zld">
+      <w:hyperlink w:history="1" r:id="rIdmui02pikzasn6udjeegup">
         <w:r>
           <w:rPr>
             <w:rStyle w:val="Hyperlink"/>
@@ -904,7 +904,7 @@
       <w:r>
         <w:t xml:space="preserve"> — modifié — </w:t>
       </w:r>
-      <w:hyperlink w:history="1" r:id="rId9wsvmau-xagrtnlwc__ip">
+      <w:hyperlink w:history="1" r:id="rId62sbwycrpbmspqepkivur">
         <w:r>
           <w:rPr>
             <w:rStyle w:val="Hyperlink"/>
@@ -933,7 +933,7 @@
       <w:r>
         <w:t xml:space="preserve"> — modifié — </w:t>
       </w:r>
-      <w:hyperlink w:history="1" r:id="rIdrflerw8i-kfdllb3rmlym">
+      <w:hyperlink w:history="1" r:id="rIdhjxle4aymcao_c8_zruka">
         <w:r>
           <w:rPr>
             <w:rStyle w:val="Hyperlink"/>
@@ -970,7 +970,7 @@
       <w:r>
         <w:t xml:space="preserve"> — modifié — </w:t>
       </w:r>
-      <w:hyperlink w:history="1" r:id="rIdtbeygykyh0ab-7zrxztdv">
+      <w:hyperlink w:history="1" r:id="rIdt62u0qkeu2s9-ayprigi8">
         <w:r>
           <w:rPr>
             <w:rStyle w:val="Hyperlink"/>
@@ -999,7 +999,7 @@
       <w:r>
         <w:t xml:space="preserve"> — modifié — </w:t>
       </w:r>
-      <w:hyperlink w:history="1" r:id="rId6iuee97linul8luwf8_fc">
+      <w:hyperlink w:history="1" r:id="rIdkczez2gwszrbsih7c6-74">
         <w:r>
           <w:rPr>
             <w:rStyle w:val="Hyperlink"/>
@@ -1028,7 +1028,7 @@
       <w:r>
         <w:t xml:space="preserve"> — créé — </w:t>
       </w:r>
-      <w:hyperlink w:history="1" r:id="rIdrbjrm_2nk_raqbhsla71j">
+      <w:hyperlink w:history="1" r:id="rId8byamwjuee3nilytwokdm">
         <w:r>
           <w:rPr>
             <w:rStyle w:val="Hyperlink"/>
@@ -1057,7 +1057,7 @@
       <w:r>
         <w:t xml:space="preserve"> — créé — </w:t>
       </w:r>
-      <w:hyperlink w:history="1" r:id="rIdlzlnbegnj-3r4appbj200">
+      <w:hyperlink w:history="1" r:id="rIdnoz2mv5bkzpr9l52b0ycn">
         <w:r>
           <w:rPr>
             <w:rStyle w:val="Hyperlink"/>
@@ -1086,7 +1086,7 @@
       <w:r>
         <w:t xml:space="preserve"> — modifié — </w:t>
       </w:r>
-      <w:hyperlink w:history="1" r:id="rIdseeepw8lqevfwx4nsc41x">
+      <w:hyperlink w:history="1" r:id="rIdb9g4fulad2jnv4_g0ord-">
         <w:r>
           <w:rPr>
             <w:rStyle w:val="Hyperlink"/>
@@ -1115,7 +1115,7 @@
       <w:r>
         <w:t xml:space="preserve"> — modifié — </w:t>
       </w:r>
-      <w:hyperlink w:history="1" r:id="rIdma169fyvphxkqxgmizrie">
+      <w:hyperlink w:history="1" r:id="rId0d1ipxzjn_qfohzz5s6is">
         <w:r>
           <w:rPr>
             <w:rStyle w:val="Hyperlink"/>
@@ -1152,7 +1152,7 @@
       <w:r>
         <w:t xml:space="preserve"> — modifié — </w:t>
       </w:r>
-      <w:hyperlink w:history="1" r:id="rIdaetjspmcoxi_t0pc5qhby">
+      <w:hyperlink w:history="1" r:id="rIdjf27m_rdzpluf04ae75ts">
         <w:r>
           <w:rPr>
             <w:rStyle w:val="Hyperlink"/>
@@ -1181,7 +1181,7 @@
       <w:r>
         <w:t xml:space="preserve"> — modifié — </w:t>
       </w:r>
-      <w:hyperlink w:history="1" r:id="rId-jlm8z806s6j2xlpqgsvf">
+      <w:hyperlink w:history="1" r:id="rIdamb-wpfcrgmiixeaisdst">
         <w:r>
           <w:rPr>
             <w:rStyle w:val="Hyperlink"/>

--- a/docs/developpement/phases/word/PHASE_34_RAPPORT_DE_SOIREE_FIGE_A_LA_CLOTURE_IMPRIMABLE_ET_EN_PDF.docx
+++ b/docs/developpement/phases/word/PHASE_34_RAPPORT_DE_SOIREE_FIGE_A_LA_CLOTURE_IMPRIMABLE_ET_EN_PDF.docx
@@ -20,7 +20,7 @@
       <w:r>
         <w:t xml:space="preserve">FlaiX Expert · dossier de développement · généré le 2026-10-19 depuis le dépôt </w:t>
       </w:r>
-      <w:hyperlink w:history="1" r:id="rIdt_d9h4apbp8u5ti8puuqp">
+      <w:hyperlink w:history="1" r:id="rIdd62avexrznqzt8ck01l4a">
         <w:r>
           <w:rPr>
             <w:rStyle w:val="Hyperlink"/>
@@ -600,7 +600,7 @@
           <w:numId w:val="2"/>
         </w:numPr>
       </w:pPr>
-      <w:hyperlink w:history="1" r:id="rIdjnf8v9nnzyuzqlheacf3m">
+      <w:hyperlink w:history="1" r:id="rId25z-mh6dovc6nztslh37r">
         <w:r>
           <w:rPr>
             <w:rStyle w:val="Hyperlink"/>
@@ -648,7 +648,7 @@
       <w:r>
         <w:t xml:space="preserve"> — créé — </w:t>
       </w:r>
-      <w:hyperlink w:history="1" r:id="rId6sbjob4eny8y3syfegphe">
+      <w:hyperlink w:history="1" r:id="rIdiw5kkf7we5pvwa6_hmpld">
         <w:r>
           <w:rPr>
             <w:rStyle w:val="Hyperlink"/>
@@ -685,7 +685,7 @@
       <w:r>
         <w:t xml:space="preserve"> — créé — </w:t>
       </w:r>
-      <w:hyperlink w:history="1" r:id="rId4crimijaf7srop7ixjisg">
+      <w:hyperlink w:history="1" r:id="rIdoylhrww9zjhwiovky2tcw">
         <w:r>
           <w:rPr>
             <w:rStyle w:val="Hyperlink"/>
@@ -714,7 +714,7 @@
       <w:r>
         <w:t xml:space="preserve"> — créé — </w:t>
       </w:r>
-      <w:hyperlink w:history="1" r:id="rIdcjdn8y_lohexjttkhu0zr">
+      <w:hyperlink w:history="1" r:id="rIdpi9qnyn1tpjzh_ykav3yq">
         <w:r>
           <w:rPr>
             <w:rStyle w:val="Hyperlink"/>
@@ -751,7 +751,7 @@
       <w:r>
         <w:t xml:space="preserve"> — modifié — </w:t>
       </w:r>
-      <w:hyperlink w:history="1" r:id="rIdlotigpoaabt0xdxegkrzp">
+      <w:hyperlink w:history="1" r:id="rIdw_keg59qqyml0xg9mionk">
         <w:r>
           <w:rPr>
             <w:rStyle w:val="Hyperlink"/>
@@ -780,7 +780,7 @@
       <w:r>
         <w:t xml:space="preserve"> — modifié — </w:t>
       </w:r>
-      <w:hyperlink w:history="1" r:id="rIdtdn2z2in1toxnbm7pl99j">
+      <w:hyperlink w:history="1" r:id="rIdsai9khxhdv782lfefrl9c">
         <w:r>
           <w:rPr>
             <w:rStyle w:val="Hyperlink"/>
@@ -809,7 +809,7 @@
       <w:r>
         <w:t xml:space="preserve"> — créé — </w:t>
       </w:r>
-      <w:hyperlink w:history="1" r:id="rId0fmurppaorptpnv0ixopo">
+      <w:hyperlink w:history="1" r:id="rIdupdeewn00hxk0fp_-lfex">
         <w:r>
           <w:rPr>
             <w:rStyle w:val="Hyperlink"/>
@@ -846,7 +846,7 @@
       <w:r>
         <w:t xml:space="preserve"> — modifié — </w:t>
       </w:r>
-      <w:hyperlink w:history="1" r:id="rIdpkxfbhbxx5ojnptqzxmzn">
+      <w:hyperlink w:history="1" r:id="rIdzwpfn4rksdnc2e5mnohy4">
         <w:r>
           <w:rPr>
             <w:rStyle w:val="Hyperlink"/>
@@ -875,7 +875,7 @@
       <w:r>
         <w:t xml:space="preserve"> — créé — </w:t>
       </w:r>
-      <w:hyperlink w:history="1" r:id="rIdmui02pikzasn6udjeegup">
+      <w:hyperlink w:history="1" r:id="rId_q0lyyalq9jma-7woe9kw">
         <w:r>
           <w:rPr>
             <w:rStyle w:val="Hyperlink"/>
@@ -904,7 +904,7 @@
       <w:r>
         <w:t xml:space="preserve"> — modifié — </w:t>
       </w:r>
-      <w:hyperlink w:history="1" r:id="rId62sbwycrpbmspqepkivur">
+      <w:hyperlink w:history="1" r:id="rIdhbflom7cpsm9hnhfrt8nt">
         <w:r>
           <w:rPr>
             <w:rStyle w:val="Hyperlink"/>
@@ -933,7 +933,7 @@
       <w:r>
         <w:t xml:space="preserve"> — modifié — </w:t>
       </w:r>
-      <w:hyperlink w:history="1" r:id="rIdhjxle4aymcao_c8_zruka">
+      <w:hyperlink w:history="1" r:id="rIdztv-rtv7v8xsasr8u5bz-">
         <w:r>
           <w:rPr>
             <w:rStyle w:val="Hyperlink"/>
@@ -970,7 +970,7 @@
       <w:r>
         <w:t xml:space="preserve"> — modifié — </w:t>
       </w:r>
-      <w:hyperlink w:history="1" r:id="rIdt62u0qkeu2s9-ayprigi8">
+      <w:hyperlink w:history="1" r:id="rIdouvpkggztskmg1e-3hsnr">
         <w:r>
           <w:rPr>
             <w:rStyle w:val="Hyperlink"/>
@@ -999,7 +999,7 @@
       <w:r>
         <w:t xml:space="preserve"> — modifié — </w:t>
       </w:r>
-      <w:hyperlink w:history="1" r:id="rIdkczez2gwszrbsih7c6-74">
+      <w:hyperlink w:history="1" r:id="rId0mpk_si0vlsgvbslqn-zm">
         <w:r>
           <w:rPr>
             <w:rStyle w:val="Hyperlink"/>
@@ -1028,7 +1028,7 @@
       <w:r>
         <w:t xml:space="preserve"> — créé — </w:t>
       </w:r>
-      <w:hyperlink w:history="1" r:id="rId8byamwjuee3nilytwokdm">
+      <w:hyperlink w:history="1" r:id="rIdb6sqvgw1j9icgpixvtnc9">
         <w:r>
           <w:rPr>
             <w:rStyle w:val="Hyperlink"/>
@@ -1057,7 +1057,7 @@
       <w:r>
         <w:t xml:space="preserve"> — créé — </w:t>
       </w:r>
-      <w:hyperlink w:history="1" r:id="rIdnoz2mv5bkzpr9l52b0ycn">
+      <w:hyperlink w:history="1" r:id="rId4syz6yfjwjf2s98sgjp9c">
         <w:r>
           <w:rPr>
             <w:rStyle w:val="Hyperlink"/>
@@ -1086,7 +1086,7 @@
       <w:r>
         <w:t xml:space="preserve"> — modifié — </w:t>
       </w:r>
-      <w:hyperlink w:history="1" r:id="rIdb9g4fulad2jnv4_g0ord-">
+      <w:hyperlink w:history="1" r:id="rIdutl_5x3q-z7jyp0asjuta">
         <w:r>
           <w:rPr>
             <w:rStyle w:val="Hyperlink"/>
@@ -1115,7 +1115,7 @@
       <w:r>
         <w:t xml:space="preserve"> — modifié — </w:t>
       </w:r>
-      <w:hyperlink w:history="1" r:id="rId0d1ipxzjn_qfohzz5s6is">
+      <w:hyperlink w:history="1" r:id="rId6mofxmf-z2_-qgbz9qglp">
         <w:r>
           <w:rPr>
             <w:rStyle w:val="Hyperlink"/>
@@ -1152,7 +1152,7 @@
       <w:r>
         <w:t xml:space="preserve"> — modifié — </w:t>
       </w:r>
-      <w:hyperlink w:history="1" r:id="rIdjf27m_rdzpluf04ae75ts">
+      <w:hyperlink w:history="1" r:id="rIdq6z36segnngq_vaygaluf">
         <w:r>
           <w:rPr>
             <w:rStyle w:val="Hyperlink"/>
@@ -1181,7 +1181,7 @@
       <w:r>
         <w:t xml:space="preserve"> — modifié — </w:t>
       </w:r>
-      <w:hyperlink w:history="1" r:id="rIdamb-wpfcrgmiixeaisdst">
+      <w:hyperlink w:history="1" r:id="rId_xjk4aolizobd4n_fxrv5">
         <w:r>
           <w:rPr>
             <w:rStyle w:val="Hyperlink"/>

--- a/docs/developpement/phases/word/PHASE_34_RAPPORT_DE_SOIREE_FIGE_A_LA_CLOTURE_IMPRIMABLE_ET_EN_PDF.docx
+++ b/docs/developpement/phases/word/PHASE_34_RAPPORT_DE_SOIREE_FIGE_A_LA_CLOTURE_IMPRIMABLE_ET_EN_PDF.docx
@@ -20,7 +20,7 @@
       <w:r>
         <w:t xml:space="preserve">FlaiX Expert · dossier de développement · généré le 2026-10-19 depuis le dépôt </w:t>
       </w:r>
-      <w:hyperlink w:history="1" r:id="rIdd62avexrznqzt8ck01l4a">
+      <w:hyperlink w:history="1" r:id="rIdur45puvjkrywopceq2izp">
         <w:r>
           <w:rPr>
             <w:rStyle w:val="Hyperlink"/>
@@ -600,7 +600,7 @@
           <w:numId w:val="2"/>
         </w:numPr>
       </w:pPr>
-      <w:hyperlink w:history="1" r:id="rId25z-mh6dovc6nztslh37r">
+      <w:hyperlink w:history="1" r:id="rIdoizlp9y4jq6r7has1d9fl">
         <w:r>
           <w:rPr>
             <w:rStyle w:val="Hyperlink"/>
@@ -648,7 +648,7 @@
       <w:r>
         <w:t xml:space="preserve"> — créé — </w:t>
       </w:r>
-      <w:hyperlink w:history="1" r:id="rIdiw5kkf7we5pvwa6_hmpld">
+      <w:hyperlink w:history="1" r:id="rIdiw0wsz1vyllh1kqn8hi3t">
         <w:r>
           <w:rPr>
             <w:rStyle w:val="Hyperlink"/>
@@ -685,7 +685,7 @@
       <w:r>
         <w:t xml:space="preserve"> — créé — </w:t>
       </w:r>
-      <w:hyperlink w:history="1" r:id="rIdoylhrww9zjhwiovky2tcw">
+      <w:hyperlink w:history="1" r:id="rId6_7yfophmaiswi7srqd7i">
         <w:r>
           <w:rPr>
             <w:rStyle w:val="Hyperlink"/>
@@ -714,7 +714,7 @@
       <w:r>
         <w:t xml:space="preserve"> — créé — </w:t>
       </w:r>
-      <w:hyperlink w:history="1" r:id="rIdpi9qnyn1tpjzh_ykav3yq">
+      <w:hyperlink w:history="1" r:id="rIdas_l3ig9acb5p5em1jwjf">
         <w:r>
           <w:rPr>
             <w:rStyle w:val="Hyperlink"/>
@@ -751,7 +751,7 @@
       <w:r>
         <w:t xml:space="preserve"> — modifié — </w:t>
       </w:r>
-      <w:hyperlink w:history="1" r:id="rIdw_keg59qqyml0xg9mionk">
+      <w:hyperlink w:history="1" r:id="rIdbmwgv7o8shw-piqrr5q_g">
         <w:r>
           <w:rPr>
             <w:rStyle w:val="Hyperlink"/>
@@ -780,7 +780,7 @@
       <w:r>
         <w:t xml:space="preserve"> — modifié — </w:t>
       </w:r>
-      <w:hyperlink w:history="1" r:id="rIdsai9khxhdv782lfefrl9c">
+      <w:hyperlink w:history="1" r:id="rIdjaz1lp7uklewjkyv4wy2e">
         <w:r>
           <w:rPr>
             <w:rStyle w:val="Hyperlink"/>
@@ -809,7 +809,7 @@
       <w:r>
         <w:t xml:space="preserve"> — créé — </w:t>
       </w:r>
-      <w:hyperlink w:history="1" r:id="rIdupdeewn00hxk0fp_-lfex">
+      <w:hyperlink w:history="1" r:id="rIdabqg2amjiyy0wzhx7i1az">
         <w:r>
           <w:rPr>
             <w:rStyle w:val="Hyperlink"/>
@@ -846,7 +846,7 @@
       <w:r>
         <w:t xml:space="preserve"> — modifié — </w:t>
       </w:r>
-      <w:hyperlink w:history="1" r:id="rIdzwpfn4rksdnc2e5mnohy4">
+      <w:hyperlink w:history="1" r:id="rIdccq2lo1zqfpa_td55w5g7">
         <w:r>
           <w:rPr>
             <w:rStyle w:val="Hyperlink"/>
@@ -875,7 +875,7 @@
       <w:r>
         <w:t xml:space="preserve"> — créé — </w:t>
       </w:r>
-      <w:hyperlink w:history="1" r:id="rId_q0lyyalq9jma-7woe9kw">
+      <w:hyperlink w:history="1" r:id="rIdyj7hbw32hacazbq3woidq">
         <w:r>
           <w:rPr>
             <w:rStyle w:val="Hyperlink"/>
@@ -904,7 +904,7 @@
       <w:r>
         <w:t xml:space="preserve"> — modifié — </w:t>
       </w:r>
-      <w:hyperlink w:history="1" r:id="rIdhbflom7cpsm9hnhfrt8nt">
+      <w:hyperlink w:history="1" r:id="rIdxeak35roly0qxhxqpckc3">
         <w:r>
           <w:rPr>
             <w:rStyle w:val="Hyperlink"/>
@@ -933,7 +933,7 @@
       <w:r>
         <w:t xml:space="preserve"> — modifié — </w:t>
       </w:r>
-      <w:hyperlink w:history="1" r:id="rIdztv-rtv7v8xsasr8u5bz-">
+      <w:hyperlink w:history="1" r:id="rIdryy_51mowsgprer8j7tvk">
         <w:r>
           <w:rPr>
             <w:rStyle w:val="Hyperlink"/>
@@ -970,7 +970,7 @@
       <w:r>
         <w:t xml:space="preserve"> — modifié — </w:t>
       </w:r>
-      <w:hyperlink w:history="1" r:id="rIdouvpkggztskmg1e-3hsnr">
+      <w:hyperlink w:history="1" r:id="rIdmfhljofdferyywfestrex">
         <w:r>
           <w:rPr>
             <w:rStyle w:val="Hyperlink"/>
@@ -999,7 +999,7 @@
       <w:r>
         <w:t xml:space="preserve"> — modifié — </w:t>
       </w:r>
-      <w:hyperlink w:history="1" r:id="rId0mpk_si0vlsgvbslqn-zm">
+      <w:hyperlink w:history="1" r:id="rIdirlkerlpcotapulp6osti">
         <w:r>
           <w:rPr>
             <w:rStyle w:val="Hyperlink"/>
@@ -1028,7 +1028,7 @@
       <w:r>
         <w:t xml:space="preserve"> — créé — </w:t>
       </w:r>
-      <w:hyperlink w:history="1" r:id="rIdb6sqvgw1j9icgpixvtnc9">
+      <w:hyperlink w:history="1" r:id="rIdiedf7ls9coir2u6jwmonr">
         <w:r>
           <w:rPr>
             <w:rStyle w:val="Hyperlink"/>
@@ -1057,7 +1057,7 @@
       <w:r>
         <w:t xml:space="preserve"> — créé — </w:t>
       </w:r>
-      <w:hyperlink w:history="1" r:id="rId4syz6yfjwjf2s98sgjp9c">
+      <w:hyperlink w:history="1" r:id="rIdr-1alfdlppbu9utfgfob3">
         <w:r>
           <w:rPr>
             <w:rStyle w:val="Hyperlink"/>
@@ -1086,7 +1086,7 @@
       <w:r>
         <w:t xml:space="preserve"> — modifié — </w:t>
       </w:r>
-      <w:hyperlink w:history="1" r:id="rIdutl_5x3q-z7jyp0asjuta">
+      <w:hyperlink w:history="1" r:id="rIdodtwr3cqke48mlmuhfe3l">
         <w:r>
           <w:rPr>
             <w:rStyle w:val="Hyperlink"/>
@@ -1115,7 +1115,7 @@
       <w:r>
         <w:t xml:space="preserve"> — modifié — </w:t>
       </w:r>
-      <w:hyperlink w:history="1" r:id="rId6mofxmf-z2_-qgbz9qglp">
+      <w:hyperlink w:history="1" r:id="rIdpxz1u9j4j3tcgidi0gfrd">
         <w:r>
           <w:rPr>
             <w:rStyle w:val="Hyperlink"/>
@@ -1152,7 +1152,7 @@
       <w:r>
         <w:t xml:space="preserve"> — modifié — </w:t>
       </w:r>
-      <w:hyperlink w:history="1" r:id="rIdq6z36segnngq_vaygaluf">
+      <w:hyperlink w:history="1" r:id="rIdqnhgozz9hza0aqxetrwql">
         <w:r>
           <w:rPr>
             <w:rStyle w:val="Hyperlink"/>
@@ -1181,7 +1181,7 @@
       <w:r>
         <w:t xml:space="preserve"> — modifié — </w:t>
       </w:r>
-      <w:hyperlink w:history="1" r:id="rId_xjk4aolizobd4n_fxrv5">
+      <w:hyperlink w:history="1" r:id="rId8q9r-rirraiexl-3ngvns">
         <w:r>
           <w:rPr>
             <w:rStyle w:val="Hyperlink"/>

--- a/docs/developpement/phases/word/PHASE_34_RAPPORT_DE_SOIREE_FIGE_A_LA_CLOTURE_IMPRIMABLE_ET_EN_PDF.docx
+++ b/docs/developpement/phases/word/PHASE_34_RAPPORT_DE_SOIREE_FIGE_A_LA_CLOTURE_IMPRIMABLE_ET_EN_PDF.docx
@@ -20,7 +20,7 @@
       <w:r>
         <w:t xml:space="preserve">FlaiX Expert · dossier de développement · généré le 2026-10-19 depuis le dépôt </w:t>
       </w:r>
-      <w:hyperlink w:history="1" r:id="rIdur45puvjkrywopceq2izp">
+      <w:hyperlink w:history="1" r:id="rId9zvv3f6ruwdva2dyv4trt">
         <w:r>
           <w:rPr>
             <w:rStyle w:val="Hyperlink"/>
@@ -600,7 +600,7 @@
           <w:numId w:val="2"/>
         </w:numPr>
       </w:pPr>
-      <w:hyperlink w:history="1" r:id="rIdoizlp9y4jq6r7has1d9fl">
+      <w:hyperlink w:history="1" r:id="rIdgknsgqvfgcy4pfce_kpqy">
         <w:r>
           <w:rPr>
             <w:rStyle w:val="Hyperlink"/>
@@ -648,7 +648,7 @@
       <w:r>
         <w:t xml:space="preserve"> — créé — </w:t>
       </w:r>
-      <w:hyperlink w:history="1" r:id="rIdiw0wsz1vyllh1kqn8hi3t">
+      <w:hyperlink w:history="1" r:id="rIdypl_7pwtyzfluv_x4kx2c">
         <w:r>
           <w:rPr>
             <w:rStyle w:val="Hyperlink"/>
@@ -685,7 +685,7 @@
       <w:r>
         <w:t xml:space="preserve"> — créé — </w:t>
       </w:r>
-      <w:hyperlink w:history="1" r:id="rId6_7yfophmaiswi7srqd7i">
+      <w:hyperlink w:history="1" r:id="rIdpvmw-62nem5xibfvbqzbc">
         <w:r>
           <w:rPr>
             <w:rStyle w:val="Hyperlink"/>
@@ -714,7 +714,7 @@
       <w:r>
         <w:t xml:space="preserve"> — créé — </w:t>
       </w:r>
-      <w:hyperlink w:history="1" r:id="rIdas_l3ig9acb5p5em1jwjf">
+      <w:hyperlink w:history="1" r:id="rIdy-1smzniwarwqa5js4cyj">
         <w:r>
           <w:rPr>
             <w:rStyle w:val="Hyperlink"/>
@@ -751,7 +751,7 @@
       <w:r>
         <w:t xml:space="preserve"> — modifié — </w:t>
       </w:r>
-      <w:hyperlink w:history="1" r:id="rIdbmwgv7o8shw-piqrr5q_g">
+      <w:hyperlink w:history="1" r:id="rIdbqlw6eemcfb5sgjpnbthd">
         <w:r>
           <w:rPr>
             <w:rStyle w:val="Hyperlink"/>
@@ -780,7 +780,7 @@
       <w:r>
         <w:t xml:space="preserve"> — modifié — </w:t>
       </w:r>
-      <w:hyperlink w:history="1" r:id="rIdjaz1lp7uklewjkyv4wy2e">
+      <w:hyperlink w:history="1" r:id="rIddtdp0i3ayidpgkpuhbw8d">
         <w:r>
           <w:rPr>
             <w:rStyle w:val="Hyperlink"/>
@@ -809,7 +809,7 @@
       <w:r>
         <w:t xml:space="preserve"> — créé — </w:t>
       </w:r>
-      <w:hyperlink w:history="1" r:id="rIdabqg2amjiyy0wzhx7i1az">
+      <w:hyperlink w:history="1" r:id="rIdq0r0u9evknpm39ya1kjr9">
         <w:r>
           <w:rPr>
             <w:rStyle w:val="Hyperlink"/>
@@ -846,7 +846,7 @@
       <w:r>
         <w:t xml:space="preserve"> — modifié — </w:t>
       </w:r>
-      <w:hyperlink w:history="1" r:id="rIdccq2lo1zqfpa_td55w5g7">
+      <w:hyperlink w:history="1" r:id="rIdex9tkq6p5dbjq9qk0odxr">
         <w:r>
           <w:rPr>
             <w:rStyle w:val="Hyperlink"/>
@@ -875,7 +875,7 @@
       <w:r>
         <w:t xml:space="preserve"> — créé — </w:t>
       </w:r>
-      <w:hyperlink w:history="1" r:id="rIdyj7hbw32hacazbq3woidq">
+      <w:hyperlink w:history="1" r:id="rIdqmah2edzppsvnhjq0na6n">
         <w:r>
           <w:rPr>
             <w:rStyle w:val="Hyperlink"/>
@@ -904,7 +904,7 @@
       <w:r>
         <w:t xml:space="preserve"> — modifié — </w:t>
       </w:r>
-      <w:hyperlink w:history="1" r:id="rIdxeak35roly0qxhxqpckc3">
+      <w:hyperlink w:history="1" r:id="rIdpti25s_cp1qooogk0dqva">
         <w:r>
           <w:rPr>
             <w:rStyle w:val="Hyperlink"/>
@@ -933,7 +933,7 @@
       <w:r>
         <w:t xml:space="preserve"> — modifié — </w:t>
       </w:r>
-      <w:hyperlink w:history="1" r:id="rIdryy_51mowsgprer8j7tvk">
+      <w:hyperlink w:history="1" r:id="rIdvlzrh-3_guth77qkhmkr2">
         <w:r>
           <w:rPr>
             <w:rStyle w:val="Hyperlink"/>
@@ -970,7 +970,7 @@
       <w:r>
         <w:t xml:space="preserve"> — modifié — </w:t>
       </w:r>
-      <w:hyperlink w:history="1" r:id="rIdmfhljofdferyywfestrex">
+      <w:hyperlink w:history="1" r:id="rId3wvtxudtwsqo0iuskrk_m">
         <w:r>
           <w:rPr>
             <w:rStyle w:val="Hyperlink"/>
@@ -999,7 +999,7 @@
       <w:r>
         <w:t xml:space="preserve"> — modifié — </w:t>
       </w:r>
-      <w:hyperlink w:history="1" r:id="rIdirlkerlpcotapulp6osti">
+      <w:hyperlink w:history="1" r:id="rId9_h9oq8q3wxjg7lk5gx5m">
         <w:r>
           <w:rPr>
             <w:rStyle w:val="Hyperlink"/>
@@ -1028,7 +1028,7 @@
       <w:r>
         <w:t xml:space="preserve"> — créé — </w:t>
       </w:r>
-      <w:hyperlink w:history="1" r:id="rIdiedf7ls9coir2u6jwmonr">
+      <w:hyperlink w:history="1" r:id="rIddvdhn-spvbjchpt8jrez4">
         <w:r>
           <w:rPr>
             <w:rStyle w:val="Hyperlink"/>
@@ -1057,7 +1057,7 @@
       <w:r>
         <w:t xml:space="preserve"> — créé — </w:t>
       </w:r>
-      <w:hyperlink w:history="1" r:id="rIdr-1alfdlppbu9utfgfob3">
+      <w:hyperlink w:history="1" r:id="rId_gp6ahyzawocl_7v6dtvk">
         <w:r>
           <w:rPr>
             <w:rStyle w:val="Hyperlink"/>
@@ -1086,7 +1086,7 @@
       <w:r>
         <w:t xml:space="preserve"> — modifié — </w:t>
       </w:r>
-      <w:hyperlink w:history="1" r:id="rIdodtwr3cqke48mlmuhfe3l">
+      <w:hyperlink w:history="1" r:id="rId0mverza3iczwkli2cf4zu">
         <w:r>
           <w:rPr>
             <w:rStyle w:val="Hyperlink"/>
@@ -1115,7 +1115,7 @@
       <w:r>
         <w:t xml:space="preserve"> — modifié — </w:t>
       </w:r>
-      <w:hyperlink w:history="1" r:id="rIdpxz1u9j4j3tcgidi0gfrd">
+      <w:hyperlink w:history="1" r:id="rIdbugaivxiluumsiq7a762w">
         <w:r>
           <w:rPr>
             <w:rStyle w:val="Hyperlink"/>
@@ -1152,7 +1152,7 @@
       <w:r>
         <w:t xml:space="preserve"> — modifié — </w:t>
       </w:r>
-      <w:hyperlink w:history="1" r:id="rIdqnhgozz9hza0aqxetrwql">
+      <w:hyperlink w:history="1" r:id="rIdhakc6bmqehxsws7ltevmv">
         <w:r>
           <w:rPr>
             <w:rStyle w:val="Hyperlink"/>
@@ -1181,7 +1181,7 @@
       <w:r>
         <w:t xml:space="preserve"> — modifié — </w:t>
       </w:r>
-      <w:hyperlink w:history="1" r:id="rId8q9r-rirraiexl-3ngvns">
+      <w:hyperlink w:history="1" r:id="rIdikvd6l9fh2ob0dekv7g42">
         <w:r>
           <w:rPr>
             <w:rStyle w:val="Hyperlink"/>

--- a/docs/developpement/phases/word/PHASE_34_RAPPORT_DE_SOIREE_FIGE_A_LA_CLOTURE_IMPRIMABLE_ET_EN_PDF.docx
+++ b/docs/developpement/phases/word/PHASE_34_RAPPORT_DE_SOIREE_FIGE_A_LA_CLOTURE_IMPRIMABLE_ET_EN_PDF.docx
@@ -20,7 +20,7 @@
       <w:r>
         <w:t xml:space="preserve">FlaiX Expert · dossier de développement · généré le 2026-10-19 depuis le dépôt </w:t>
       </w:r>
-      <w:hyperlink w:history="1" r:id="rId9zvv3f6ruwdva2dyv4trt">
+      <w:hyperlink w:history="1" r:id="rIdyjt0whgbg6hwjedepfmus">
         <w:r>
           <w:rPr>
             <w:rStyle w:val="Hyperlink"/>
@@ -600,7 +600,7 @@
           <w:numId w:val="2"/>
         </w:numPr>
       </w:pPr>
-      <w:hyperlink w:history="1" r:id="rIdgknsgqvfgcy4pfce_kpqy">
+      <w:hyperlink w:history="1" r:id="rIdlkrmmu-jhn5hfuuqnkigz">
         <w:r>
           <w:rPr>
             <w:rStyle w:val="Hyperlink"/>
@@ -648,7 +648,7 @@
       <w:r>
         <w:t xml:space="preserve"> — créé — </w:t>
       </w:r>
-      <w:hyperlink w:history="1" r:id="rIdypl_7pwtyzfluv_x4kx2c">
+      <w:hyperlink w:history="1" r:id="rId03jwtrqtonrjjkjgldknh">
         <w:r>
           <w:rPr>
             <w:rStyle w:val="Hyperlink"/>
@@ -685,7 +685,7 @@
       <w:r>
         <w:t xml:space="preserve"> — créé — </w:t>
       </w:r>
-      <w:hyperlink w:history="1" r:id="rIdpvmw-62nem5xibfvbqzbc">
+      <w:hyperlink w:history="1" r:id="rIdj3poyenzgafycqldj3t-s">
         <w:r>
           <w:rPr>
             <w:rStyle w:val="Hyperlink"/>
@@ -714,7 +714,7 @@
       <w:r>
         <w:t xml:space="preserve"> — créé — </w:t>
       </w:r>
-      <w:hyperlink w:history="1" r:id="rIdy-1smzniwarwqa5js4cyj">
+      <w:hyperlink w:history="1" r:id="rIdfkaqu722l7zye2feahmgr">
         <w:r>
           <w:rPr>
             <w:rStyle w:val="Hyperlink"/>
@@ -751,7 +751,7 @@
       <w:r>
         <w:t xml:space="preserve"> — modifié — </w:t>
       </w:r>
-      <w:hyperlink w:history="1" r:id="rIdbqlw6eemcfb5sgjpnbthd">
+      <w:hyperlink w:history="1" r:id="rId6kqs8mr9f4o4tceujofrw">
         <w:r>
           <w:rPr>
             <w:rStyle w:val="Hyperlink"/>
@@ -780,7 +780,7 @@
       <w:r>
         <w:t xml:space="preserve"> — modifié — </w:t>
       </w:r>
-      <w:hyperlink w:history="1" r:id="rIddtdp0i3ayidpgkpuhbw8d">
+      <w:hyperlink w:history="1" r:id="rIddqix7xwkkt0gttknwasoj">
         <w:r>
           <w:rPr>
             <w:rStyle w:val="Hyperlink"/>
@@ -809,7 +809,7 @@
       <w:r>
         <w:t xml:space="preserve"> — créé — </w:t>
       </w:r>
-      <w:hyperlink w:history="1" r:id="rIdq0r0u9evknpm39ya1kjr9">
+      <w:hyperlink w:history="1" r:id="rId6vcwtrf69l9jjbhspnmf5">
         <w:r>
           <w:rPr>
             <w:rStyle w:val="Hyperlink"/>
@@ -846,7 +846,7 @@
       <w:r>
         <w:t xml:space="preserve"> — modifié — </w:t>
       </w:r>
-      <w:hyperlink w:history="1" r:id="rIdex9tkq6p5dbjq9qk0odxr">
+      <w:hyperlink w:history="1" r:id="rIdcymyoqgrbgej6dv7zhj0s">
         <w:r>
           <w:rPr>
             <w:rStyle w:val="Hyperlink"/>
@@ -875,7 +875,7 @@
       <w:r>
         <w:t xml:space="preserve"> — créé — </w:t>
       </w:r>
-      <w:hyperlink w:history="1" r:id="rIdqmah2edzppsvnhjq0na6n">
+      <w:hyperlink w:history="1" r:id="rIduiwxd9hmywonyppaoi2fr">
         <w:r>
           <w:rPr>
             <w:rStyle w:val="Hyperlink"/>
@@ -904,7 +904,7 @@
       <w:r>
         <w:t xml:space="preserve"> — modifié — </w:t>
       </w:r>
-      <w:hyperlink w:history="1" r:id="rIdpti25s_cp1qooogk0dqva">
+      <w:hyperlink w:history="1" r:id="rIdbvzjyqkccyd5d2-aoyu1i">
         <w:r>
           <w:rPr>
             <w:rStyle w:val="Hyperlink"/>
@@ -933,7 +933,7 @@
       <w:r>
         <w:t xml:space="preserve"> — modifié — </w:t>
       </w:r>
-      <w:hyperlink w:history="1" r:id="rIdvlzrh-3_guth77qkhmkr2">
+      <w:hyperlink w:history="1" r:id="rIdld6wp52pswqksrb3vhhav">
         <w:r>
           <w:rPr>
             <w:rStyle w:val="Hyperlink"/>
@@ -970,7 +970,7 @@
       <w:r>
         <w:t xml:space="preserve"> — modifié — </w:t>
       </w:r>
-      <w:hyperlink w:history="1" r:id="rId3wvtxudtwsqo0iuskrk_m">
+      <w:hyperlink w:history="1" r:id="rIdxi-xzlfhqwcunvi6dscnp">
         <w:r>
           <w:rPr>
             <w:rStyle w:val="Hyperlink"/>
@@ -999,7 +999,7 @@
       <w:r>
         <w:t xml:space="preserve"> — modifié — </w:t>
       </w:r>
-      <w:hyperlink w:history="1" r:id="rId9_h9oq8q3wxjg7lk5gx5m">
+      <w:hyperlink w:history="1" r:id="rIdamhxu7lmol83uopbvd4xk">
         <w:r>
           <w:rPr>
             <w:rStyle w:val="Hyperlink"/>
@@ -1028,7 +1028,7 @@
       <w:r>
         <w:t xml:space="preserve"> — créé — </w:t>
       </w:r>
-      <w:hyperlink w:history="1" r:id="rIddvdhn-spvbjchpt8jrez4">
+      <w:hyperlink w:history="1" r:id="rIda4oj5u3alqdwvb5bf7yqr">
         <w:r>
           <w:rPr>
             <w:rStyle w:val="Hyperlink"/>
@@ -1057,7 +1057,7 @@
       <w:r>
         <w:t xml:space="preserve"> — créé — </w:t>
       </w:r>
-      <w:hyperlink w:history="1" r:id="rId_gp6ahyzawocl_7v6dtvk">
+      <w:hyperlink w:history="1" r:id="rIdafbnws1fkkiorpe0hjkkr">
         <w:r>
           <w:rPr>
             <w:rStyle w:val="Hyperlink"/>
@@ -1086,7 +1086,7 @@
       <w:r>
         <w:t xml:space="preserve"> — modifié — </w:t>
       </w:r>
-      <w:hyperlink w:history="1" r:id="rId0mverza3iczwkli2cf4zu">
+      <w:hyperlink w:history="1" r:id="rIdpf2pjxg-ervcdbpcvg4na">
         <w:r>
           <w:rPr>
             <w:rStyle w:val="Hyperlink"/>
@@ -1115,7 +1115,7 @@
       <w:r>
         <w:t xml:space="preserve"> — modifié — </w:t>
       </w:r>
-      <w:hyperlink w:history="1" r:id="rIdbugaivxiluumsiq7a762w">
+      <w:hyperlink w:history="1" r:id="rIdi8aqaef4ie3yqzqr7rsow">
         <w:r>
           <w:rPr>
             <w:rStyle w:val="Hyperlink"/>
@@ -1152,7 +1152,7 @@
       <w:r>
         <w:t xml:space="preserve"> — modifié — </w:t>
       </w:r>
-      <w:hyperlink w:history="1" r:id="rIdhakc6bmqehxsws7ltevmv">
+      <w:hyperlink w:history="1" r:id="rIdakltvtw3uaxg14wiyjwwh">
         <w:r>
           <w:rPr>
             <w:rStyle w:val="Hyperlink"/>
@@ -1181,7 +1181,7 @@
       <w:r>
         <w:t xml:space="preserve"> — modifié — </w:t>
       </w:r>
-      <w:hyperlink w:history="1" r:id="rIdikvd6l9fh2ob0dekv7g42">
+      <w:hyperlink w:history="1" r:id="rIdny-vbctihaxxbtidmn6qc">
         <w:r>
           <w:rPr>
             <w:rStyle w:val="Hyperlink"/>

--- a/docs/developpement/phases/word/PHASE_34_RAPPORT_DE_SOIREE_FIGE_A_LA_CLOTURE_IMPRIMABLE_ET_EN_PDF.docx
+++ b/docs/developpement/phases/word/PHASE_34_RAPPORT_DE_SOIREE_FIGE_A_LA_CLOTURE_IMPRIMABLE_ET_EN_PDF.docx
@@ -18,9 +18,9 @@
         <w:shd w:fill="F6F3FF" w:color="auto" w:val="clear"/>
       </w:pPr>
       <w:r>
-        <w:t xml:space="preserve">FlaiX Expert · dossier de développement · généré le 2026-10-19 depuis le dépôt </w:t>
-      </w:r>
-      <w:hyperlink w:history="1" r:id="rIdyjt0whgbg6hwjedepfmus">
+        <w:t xml:space="preserve">FlaiX Expert · dossier de développement · généré le 2026-10-21 depuis le dépôt </w:t>
+      </w:r>
+      <w:hyperlink w:history="1" r:id="rIdqf39ib4gvxgqyq1bzzlgl">
         <w:r>
           <w:rPr>
             <w:rStyle w:val="Hyperlink"/>
@@ -600,7 +600,7 @@
           <w:numId w:val="2"/>
         </w:numPr>
       </w:pPr>
-      <w:hyperlink w:history="1" r:id="rIdlkrmmu-jhn5hfuuqnkigz">
+      <w:hyperlink w:history="1" r:id="rIdffotpbl7jtkd82wnsna2z">
         <w:r>
           <w:rPr>
             <w:rStyle w:val="Hyperlink"/>
@@ -648,7 +648,7 @@
       <w:r>
         <w:t xml:space="preserve"> — créé — </w:t>
       </w:r>
-      <w:hyperlink w:history="1" r:id="rId03jwtrqtonrjjkjgldknh">
+      <w:hyperlink w:history="1" r:id="rIdllac3g2j2zufahjyd94wy">
         <w:r>
           <w:rPr>
             <w:rStyle w:val="Hyperlink"/>
@@ -685,7 +685,7 @@
       <w:r>
         <w:t xml:space="preserve"> — créé — </w:t>
       </w:r>
-      <w:hyperlink w:history="1" r:id="rIdj3poyenzgafycqldj3t-s">
+      <w:hyperlink w:history="1" r:id="rId-1upa0_b1r88r2ctpl93l">
         <w:r>
           <w:rPr>
             <w:rStyle w:val="Hyperlink"/>
@@ -714,7 +714,7 @@
       <w:r>
         <w:t xml:space="preserve"> — créé — </w:t>
       </w:r>
-      <w:hyperlink w:history="1" r:id="rIdfkaqu722l7zye2feahmgr">
+      <w:hyperlink w:history="1" r:id="rIdbv4ov9on_lblxzegw4hhe">
         <w:r>
           <w:rPr>
             <w:rStyle w:val="Hyperlink"/>
@@ -751,7 +751,7 @@
       <w:r>
         <w:t xml:space="preserve"> — modifié — </w:t>
       </w:r>
-      <w:hyperlink w:history="1" r:id="rId6kqs8mr9f4o4tceujofrw">
+      <w:hyperlink w:history="1" r:id="rIdfhje6ndzi06v6muqwulvo">
         <w:r>
           <w:rPr>
             <w:rStyle w:val="Hyperlink"/>
@@ -780,7 +780,7 @@
       <w:r>
         <w:t xml:space="preserve"> — modifié — </w:t>
       </w:r>
-      <w:hyperlink w:history="1" r:id="rIddqix7xwkkt0gttknwasoj">
+      <w:hyperlink w:history="1" r:id="rIdfungwmna8bvb8gm0_uhff">
         <w:r>
           <w:rPr>
             <w:rStyle w:val="Hyperlink"/>
@@ -809,7 +809,7 @@
       <w:r>
         <w:t xml:space="preserve"> — créé — </w:t>
       </w:r>
-      <w:hyperlink w:history="1" r:id="rId6vcwtrf69l9jjbhspnmf5">
+      <w:hyperlink w:history="1" r:id="rIdioddhjqtwped-_jkoxmkn">
         <w:r>
           <w:rPr>
             <w:rStyle w:val="Hyperlink"/>
@@ -846,7 +846,7 @@
       <w:r>
         <w:t xml:space="preserve"> — modifié — </w:t>
       </w:r>
-      <w:hyperlink w:history="1" r:id="rIdcymyoqgrbgej6dv7zhj0s">
+      <w:hyperlink w:history="1" r:id="rIdcn672i36whsooy7xsa1zo">
         <w:r>
           <w:rPr>
             <w:rStyle w:val="Hyperlink"/>
@@ -875,7 +875,7 @@
       <w:r>
         <w:t xml:space="preserve"> — créé — </w:t>
       </w:r>
-      <w:hyperlink w:history="1" r:id="rIduiwxd9hmywonyppaoi2fr">
+      <w:hyperlink w:history="1" r:id="rIdlyzrkzbucwzvjh5h2oc2u">
         <w:r>
           <w:rPr>
             <w:rStyle w:val="Hyperlink"/>
@@ -904,7 +904,7 @@
       <w:r>
         <w:t xml:space="preserve"> — modifié — </w:t>
       </w:r>
-      <w:hyperlink w:history="1" r:id="rIdbvzjyqkccyd5d2-aoyu1i">
+      <w:hyperlink w:history="1" r:id="rIddzrzevgnt9shavpudz25v">
         <w:r>
           <w:rPr>
             <w:rStyle w:val="Hyperlink"/>
@@ -933,7 +933,7 @@
       <w:r>
         <w:t xml:space="preserve"> — modifié — </w:t>
       </w:r>
-      <w:hyperlink w:history="1" r:id="rIdld6wp52pswqksrb3vhhav">
+      <w:hyperlink w:history="1" r:id="rIdh2i2oor391vxvpvv-olk_">
         <w:r>
           <w:rPr>
             <w:rStyle w:val="Hyperlink"/>
@@ -970,7 +970,7 @@
       <w:r>
         <w:t xml:space="preserve"> — modifié — </w:t>
       </w:r>
-      <w:hyperlink w:history="1" r:id="rIdxi-xzlfhqwcunvi6dscnp">
+      <w:hyperlink w:history="1" r:id="rId8d2ouribgrwualxj_jcw3">
         <w:r>
           <w:rPr>
             <w:rStyle w:val="Hyperlink"/>
@@ -999,7 +999,7 @@
       <w:r>
         <w:t xml:space="preserve"> — modifié — </w:t>
       </w:r>
-      <w:hyperlink w:history="1" r:id="rIdamhxu7lmol83uopbvd4xk">
+      <w:hyperlink w:history="1" r:id="rIdvrz9h4hijmlk34jp4xh8j">
         <w:r>
           <w:rPr>
             <w:rStyle w:val="Hyperlink"/>
@@ -1028,7 +1028,7 @@
       <w:r>
         <w:t xml:space="preserve"> — créé — </w:t>
       </w:r>
-      <w:hyperlink w:history="1" r:id="rIda4oj5u3alqdwvb5bf7yqr">
+      <w:hyperlink w:history="1" r:id="rIdnmiyutdk4xuzmyi-yblx9">
         <w:r>
           <w:rPr>
             <w:rStyle w:val="Hyperlink"/>
@@ -1057,7 +1057,7 @@
       <w:r>
         <w:t xml:space="preserve"> — créé — </w:t>
       </w:r>
-      <w:hyperlink w:history="1" r:id="rIdafbnws1fkkiorpe0hjkkr">
+      <w:hyperlink w:history="1" r:id="rIdkmm5debfhyzk0trmxksgh">
         <w:r>
           <w:rPr>
             <w:rStyle w:val="Hyperlink"/>
@@ -1086,7 +1086,7 @@
       <w:r>
         <w:t xml:space="preserve"> — modifié — </w:t>
       </w:r>
-      <w:hyperlink w:history="1" r:id="rIdpf2pjxg-ervcdbpcvg4na">
+      <w:hyperlink w:history="1" r:id="rIdvii5xuv3k-wh4xkerv7tf">
         <w:r>
           <w:rPr>
             <w:rStyle w:val="Hyperlink"/>
@@ -1115,7 +1115,7 @@
       <w:r>
         <w:t xml:space="preserve"> — modifié — </w:t>
       </w:r>
-      <w:hyperlink w:history="1" r:id="rIdi8aqaef4ie3yqzqr7rsow">
+      <w:hyperlink w:history="1" r:id="rIddr6yqn5ci7vzzsjrqtaqb">
         <w:r>
           <w:rPr>
             <w:rStyle w:val="Hyperlink"/>
@@ -1152,7 +1152,7 @@
       <w:r>
         <w:t xml:space="preserve"> — modifié — </w:t>
       </w:r>
-      <w:hyperlink w:history="1" r:id="rIdakltvtw3uaxg14wiyjwwh">
+      <w:hyperlink w:history="1" r:id="rIdjpa1485nv3bvsu0jfsbn4">
         <w:r>
           <w:rPr>
             <w:rStyle w:val="Hyperlink"/>
@@ -1181,7 +1181,7 @@
       <w:r>
         <w:t xml:space="preserve"> — modifié — </w:t>
       </w:r>
-      <w:hyperlink w:history="1" r:id="rIdny-vbctihaxxbtidmn6qc">
+      <w:hyperlink w:history="1" r:id="rId8tfxmf-b86-azdhimpiqg">
         <w:r>
           <w:rPr>
             <w:rStyle w:val="Hyperlink"/>
@@ -1500,6 +1500,34 @@
       </w:pPr>
       <w:r>
         <w:t xml:space="preserve">stock non suivi sur l'événement : section vide, dite comme telle</w:t>
+      </w:r>
+    </w:p>
+    <w:p>
+      <w:pPr>
+        <w:pStyle w:val="ListParagraph"/>
+        <w:numPr>
+          <w:ilvl w:val="0"/>
+          <w:numId w:val="2"/>
+        </w:numPr>
+      </w:pPr>
+      <w:r>
+        <w:rPr>
+          <w:b/>
+          <w:bCs/>
+        </w:rPr>
+        <w:t xml:space="preserve">rapport de soirée : stock de la soirée (§15.170)</w:t>
+      </w:r>
+    </w:p>
+    <w:p>
+      <w:pPr>
+        <w:pStyle w:val="ListParagraph"/>
+        <w:numPr>
+          <w:ilvl w:val="1"/>
+          <w:numId w:val="2"/>
+        </w:numPr>
+      </w:pPr>
+      <w:r>
+        <w:t xml:space="preserve">sorti de la réserve = mise en place + réassort, au coût d'achat ; rien de sorti ni vendu : absent</w:t>
       </w:r>
     </w:p>
     <w:p>

--- a/docs/developpement/phases/word/PHASE_34_RAPPORT_DE_SOIREE_FIGE_A_LA_CLOTURE_IMPRIMABLE_ET_EN_PDF.docx
+++ b/docs/developpement/phases/word/PHASE_34_RAPPORT_DE_SOIREE_FIGE_A_LA_CLOTURE_IMPRIMABLE_ET_EN_PDF.docx
@@ -20,7 +20,7 @@
       <w:r>
         <w:t xml:space="preserve">FlaiX Expert · dossier de développement · généré le 2026-10-21 depuis le dépôt </w:t>
       </w:r>
-      <w:hyperlink w:history="1" r:id="rIdqf39ib4gvxgqyq1bzzlgl">
+      <w:hyperlink w:history="1" r:id="rIdombiaenahjm2mtvt1-dze">
         <w:r>
           <w:rPr>
             <w:rStyle w:val="Hyperlink"/>
@@ -600,7 +600,7 @@
           <w:numId w:val="2"/>
         </w:numPr>
       </w:pPr>
-      <w:hyperlink w:history="1" r:id="rIdffotpbl7jtkd82wnsna2z">
+      <w:hyperlink w:history="1" r:id="rIdxjryufqcd5crbjpddwmbr">
         <w:r>
           <w:rPr>
             <w:rStyle w:val="Hyperlink"/>
@@ -648,7 +648,7 @@
       <w:r>
         <w:t xml:space="preserve"> — créé — </w:t>
       </w:r>
-      <w:hyperlink w:history="1" r:id="rIdllac3g2j2zufahjyd94wy">
+      <w:hyperlink w:history="1" r:id="rIdc3qpzj5562r09nwarxysv">
         <w:r>
           <w:rPr>
             <w:rStyle w:val="Hyperlink"/>
@@ -685,7 +685,7 @@
       <w:r>
         <w:t xml:space="preserve"> — créé — </w:t>
       </w:r>
-      <w:hyperlink w:history="1" r:id="rId-1upa0_b1r88r2ctpl93l">
+      <w:hyperlink w:history="1" r:id="rIdxms0fzmj8ok6txybdo0xy">
         <w:r>
           <w:rPr>
             <w:rStyle w:val="Hyperlink"/>
@@ -714,7 +714,7 @@
       <w:r>
         <w:t xml:space="preserve"> — créé — </w:t>
       </w:r>
-      <w:hyperlink w:history="1" r:id="rIdbv4ov9on_lblxzegw4hhe">
+      <w:hyperlink w:history="1" r:id="rId9b2uzk9srzi0fj0-kbe7w">
         <w:r>
           <w:rPr>
             <w:rStyle w:val="Hyperlink"/>
@@ -751,7 +751,7 @@
       <w:r>
         <w:t xml:space="preserve"> — modifié — </w:t>
       </w:r>
-      <w:hyperlink w:history="1" r:id="rIdfhje6ndzi06v6muqwulvo">
+      <w:hyperlink w:history="1" r:id="rIdwi3-bkkg5ewm-l9zjwrun">
         <w:r>
           <w:rPr>
             <w:rStyle w:val="Hyperlink"/>
@@ -780,7 +780,7 @@
       <w:r>
         <w:t xml:space="preserve"> — modifié — </w:t>
       </w:r>
-      <w:hyperlink w:history="1" r:id="rIdfungwmna8bvb8gm0_uhff">
+      <w:hyperlink w:history="1" r:id="rIdmrvs_otc4lg7xux3n9xit">
         <w:r>
           <w:rPr>
             <w:rStyle w:val="Hyperlink"/>
@@ -809,7 +809,7 @@
       <w:r>
         <w:t xml:space="preserve"> — créé — </w:t>
       </w:r>
-      <w:hyperlink w:history="1" r:id="rIdioddhjqtwped-_jkoxmkn">
+      <w:hyperlink w:history="1" r:id="rIdojx7oav00_kygbozkvxx2">
         <w:r>
           <w:rPr>
             <w:rStyle w:val="Hyperlink"/>
@@ -846,7 +846,7 @@
       <w:r>
         <w:t xml:space="preserve"> — modifié — </w:t>
       </w:r>
-      <w:hyperlink w:history="1" r:id="rIdcn672i36whsooy7xsa1zo">
+      <w:hyperlink w:history="1" r:id="rIdo1z6sytejp7zts5kf8rqq">
         <w:r>
           <w:rPr>
             <w:rStyle w:val="Hyperlink"/>
@@ -875,7 +875,7 @@
       <w:r>
         <w:t xml:space="preserve"> — créé — </w:t>
       </w:r>
-      <w:hyperlink w:history="1" r:id="rIdlyzrkzbucwzvjh5h2oc2u">
+      <w:hyperlink w:history="1" r:id="rId5uyrbqj5gclobgsfecsb7">
         <w:r>
           <w:rPr>
             <w:rStyle w:val="Hyperlink"/>
@@ -904,7 +904,7 @@
       <w:r>
         <w:t xml:space="preserve"> — modifié — </w:t>
       </w:r>
-      <w:hyperlink w:history="1" r:id="rIddzrzevgnt9shavpudz25v">
+      <w:hyperlink w:history="1" r:id="rIdgiat0y0nbk688pzbdex47">
         <w:r>
           <w:rPr>
             <w:rStyle w:val="Hyperlink"/>
@@ -933,7 +933,7 @@
       <w:r>
         <w:t xml:space="preserve"> — modifié — </w:t>
       </w:r>
-      <w:hyperlink w:history="1" r:id="rIdh2i2oor391vxvpvv-olk_">
+      <w:hyperlink w:history="1" r:id="rIdr_ivjptb60fqahmkcnqv5">
         <w:r>
           <w:rPr>
             <w:rStyle w:val="Hyperlink"/>
@@ -970,7 +970,7 @@
       <w:r>
         <w:t xml:space="preserve"> — modifié — </w:t>
       </w:r>
-      <w:hyperlink w:history="1" r:id="rId8d2ouribgrwualxj_jcw3">
+      <w:hyperlink w:history="1" r:id="rId-r5rx9adlt0cm0hvamojz">
         <w:r>
           <w:rPr>
             <w:rStyle w:val="Hyperlink"/>
@@ -999,7 +999,7 @@
       <w:r>
         <w:t xml:space="preserve"> — modifié — </w:t>
       </w:r>
-      <w:hyperlink w:history="1" r:id="rIdvrz9h4hijmlk34jp4xh8j">
+      <w:hyperlink w:history="1" r:id="rIdzw88p3_wpelxdchdxerur">
         <w:r>
           <w:rPr>
             <w:rStyle w:val="Hyperlink"/>
@@ -1028,7 +1028,7 @@
       <w:r>
         <w:t xml:space="preserve"> — créé — </w:t>
       </w:r>
-      <w:hyperlink w:history="1" r:id="rIdnmiyutdk4xuzmyi-yblx9">
+      <w:hyperlink w:history="1" r:id="rIdvlxmuk3j0byf-1puq5orr">
         <w:r>
           <w:rPr>
             <w:rStyle w:val="Hyperlink"/>
@@ -1057,7 +1057,7 @@
       <w:r>
         <w:t xml:space="preserve"> — créé — </w:t>
       </w:r>
-      <w:hyperlink w:history="1" r:id="rIdkmm5debfhyzk0trmxksgh">
+      <w:hyperlink w:history="1" r:id="rIdz9srgigsewwvfxnx7zncn">
         <w:r>
           <w:rPr>
             <w:rStyle w:val="Hyperlink"/>
@@ -1086,7 +1086,7 @@
       <w:r>
         <w:t xml:space="preserve"> — modifié — </w:t>
       </w:r>
-      <w:hyperlink w:history="1" r:id="rIdvii5xuv3k-wh4xkerv7tf">
+      <w:hyperlink w:history="1" r:id="rIdaln9ddsi5jim4gxxq3gpo">
         <w:r>
           <w:rPr>
             <w:rStyle w:val="Hyperlink"/>
@@ -1115,7 +1115,7 @@
       <w:r>
         <w:t xml:space="preserve"> — modifié — </w:t>
       </w:r>
-      <w:hyperlink w:history="1" r:id="rIddr6yqn5ci7vzzsjrqtaqb">
+      <w:hyperlink w:history="1" r:id="rIdwqfvy_nksso9ohispliuy">
         <w:r>
           <w:rPr>
             <w:rStyle w:val="Hyperlink"/>
@@ -1152,7 +1152,7 @@
       <w:r>
         <w:t xml:space="preserve"> — modifié — </w:t>
       </w:r>
-      <w:hyperlink w:history="1" r:id="rIdjpa1485nv3bvsu0jfsbn4">
+      <w:hyperlink w:history="1" r:id="rIdmfo07dpde8yxpxoqtex8_">
         <w:r>
           <w:rPr>
             <w:rStyle w:val="Hyperlink"/>
@@ -1181,7 +1181,7 @@
       <w:r>
         <w:t xml:space="preserve"> — modifié — </w:t>
       </w:r>
-      <w:hyperlink w:history="1" r:id="rId8tfxmf-b86-azdhimpiqg">
+      <w:hyperlink w:history="1" r:id="rIdooju-dm2bc75g5vho03sh">
         <w:r>
           <w:rPr>
             <w:rStyle w:val="Hyperlink"/>

--- a/docs/developpement/phases/word/PHASE_34_RAPPORT_DE_SOIREE_FIGE_A_LA_CLOTURE_IMPRIMABLE_ET_EN_PDF.docx
+++ b/docs/developpement/phases/word/PHASE_34_RAPPORT_DE_SOIREE_FIGE_A_LA_CLOTURE_IMPRIMABLE_ET_EN_PDF.docx
@@ -18,9 +18,9 @@
         <w:shd w:fill="F6F3FF" w:color="auto" w:val="clear"/>
       </w:pPr>
       <w:r>
-        <w:t xml:space="preserve">FlaiX Expert · dossier de développement · généré le 2026-10-21 depuis le dépôt </w:t>
-      </w:r>
-      <w:hyperlink w:history="1" r:id="rIdombiaenahjm2mtvt1-dze">
+        <w:t xml:space="preserve">FlaiX Expert · dossier de développement · généré le 2026-10-23 depuis le dépôt </w:t>
+      </w:r>
+      <w:hyperlink w:history="1" r:id="rIduvnwrwp4j9-cxlgnclq5p">
         <w:r>
           <w:rPr>
             <w:rStyle w:val="Hyperlink"/>
@@ -600,7 +600,7 @@
           <w:numId w:val="2"/>
         </w:numPr>
       </w:pPr>
-      <w:hyperlink w:history="1" r:id="rIdxjryufqcd5crbjpddwmbr">
+      <w:hyperlink w:history="1" r:id="rIdhhcba6issbzudlk83k2yl">
         <w:r>
           <w:rPr>
             <w:rStyle w:val="Hyperlink"/>
@@ -648,7 +648,7 @@
       <w:r>
         <w:t xml:space="preserve"> — créé — </w:t>
       </w:r>
-      <w:hyperlink w:history="1" r:id="rIdc3qpzj5562r09nwarxysv">
+      <w:hyperlink w:history="1" r:id="rId8pwzjvxs43yp9fbwcgri9">
         <w:r>
           <w:rPr>
             <w:rStyle w:val="Hyperlink"/>
@@ -685,7 +685,7 @@
       <w:r>
         <w:t xml:space="preserve"> — créé — </w:t>
       </w:r>
-      <w:hyperlink w:history="1" r:id="rIdxms0fzmj8ok6txybdo0xy">
+      <w:hyperlink w:history="1" r:id="rIdergvf-ikx3xvjjwrsoveg">
         <w:r>
           <w:rPr>
             <w:rStyle w:val="Hyperlink"/>
@@ -714,7 +714,7 @@
       <w:r>
         <w:t xml:space="preserve"> — créé — </w:t>
       </w:r>
-      <w:hyperlink w:history="1" r:id="rId9b2uzk9srzi0fj0-kbe7w">
+      <w:hyperlink w:history="1" r:id="rIdyttom-wb6dgbssiqjjww2">
         <w:r>
           <w:rPr>
             <w:rStyle w:val="Hyperlink"/>
@@ -751,7 +751,7 @@
       <w:r>
         <w:t xml:space="preserve"> — modifié — </w:t>
       </w:r>
-      <w:hyperlink w:history="1" r:id="rIdwi3-bkkg5ewm-l9zjwrun">
+      <w:hyperlink w:history="1" r:id="rIda62apvpmuhg70bybwmjr2">
         <w:r>
           <w:rPr>
             <w:rStyle w:val="Hyperlink"/>
@@ -780,7 +780,7 @@
       <w:r>
         <w:t xml:space="preserve"> — modifié — </w:t>
       </w:r>
-      <w:hyperlink w:history="1" r:id="rIdmrvs_otc4lg7xux3n9xit">
+      <w:hyperlink w:history="1" r:id="rIdm2bjenblzgsa8szd1ogr7">
         <w:r>
           <w:rPr>
             <w:rStyle w:val="Hyperlink"/>
@@ -809,7 +809,7 @@
       <w:r>
         <w:t xml:space="preserve"> — créé — </w:t>
       </w:r>
-      <w:hyperlink w:history="1" r:id="rIdojx7oav00_kygbozkvxx2">
+      <w:hyperlink w:history="1" r:id="rIdsqrqnoejo8srycwja4bh-">
         <w:r>
           <w:rPr>
             <w:rStyle w:val="Hyperlink"/>
@@ -846,7 +846,7 @@
       <w:r>
         <w:t xml:space="preserve"> — modifié — </w:t>
       </w:r>
-      <w:hyperlink w:history="1" r:id="rIdo1z6sytejp7zts5kf8rqq">
+      <w:hyperlink w:history="1" r:id="rIdgmjpjxb7mtgrcozojo7lh">
         <w:r>
           <w:rPr>
             <w:rStyle w:val="Hyperlink"/>
@@ -875,7 +875,7 @@
       <w:r>
         <w:t xml:space="preserve"> — créé — </w:t>
       </w:r>
-      <w:hyperlink w:history="1" r:id="rId5uyrbqj5gclobgsfecsb7">
+      <w:hyperlink w:history="1" r:id="rIdddf2vtlty08_lxlodfo5i">
         <w:r>
           <w:rPr>
             <w:rStyle w:val="Hyperlink"/>
@@ -904,7 +904,7 @@
       <w:r>
         <w:t xml:space="preserve"> — modifié — </w:t>
       </w:r>
-      <w:hyperlink w:history="1" r:id="rIdgiat0y0nbk688pzbdex47">
+      <w:hyperlink w:history="1" r:id="rIdkmfhga27diluhqphhcf9f">
         <w:r>
           <w:rPr>
             <w:rStyle w:val="Hyperlink"/>
@@ -933,7 +933,7 @@
       <w:r>
         <w:t xml:space="preserve"> — modifié — </w:t>
       </w:r>
-      <w:hyperlink w:history="1" r:id="rIdr_ivjptb60fqahmkcnqv5">
+      <w:hyperlink w:history="1" r:id="rIdpbsfwh07b-atqw8boyfo6">
         <w:r>
           <w:rPr>
             <w:rStyle w:val="Hyperlink"/>
@@ -970,7 +970,7 @@
       <w:r>
         <w:t xml:space="preserve"> — modifié — </w:t>
       </w:r>
-      <w:hyperlink w:history="1" r:id="rId-r5rx9adlt0cm0hvamojz">
+      <w:hyperlink w:history="1" r:id="rIdh5axbtky5k81-anzouzbt">
         <w:r>
           <w:rPr>
             <w:rStyle w:val="Hyperlink"/>
@@ -999,7 +999,7 @@
       <w:r>
         <w:t xml:space="preserve"> — modifié — </w:t>
       </w:r>
-      <w:hyperlink w:history="1" r:id="rIdzw88p3_wpelxdchdxerur">
+      <w:hyperlink w:history="1" r:id="rIds08dg9y4p-dju0ixzlp1f">
         <w:r>
           <w:rPr>
             <w:rStyle w:val="Hyperlink"/>
@@ -1028,7 +1028,7 @@
       <w:r>
         <w:t xml:space="preserve"> — créé — </w:t>
       </w:r>
-      <w:hyperlink w:history="1" r:id="rIdvlxmuk3j0byf-1puq5orr">
+      <w:hyperlink w:history="1" r:id="rId8gyguww8ghscyzqj6wiac">
         <w:r>
           <w:rPr>
             <w:rStyle w:val="Hyperlink"/>
@@ -1057,7 +1057,7 @@
       <w:r>
         <w:t xml:space="preserve"> — créé — </w:t>
       </w:r>
-      <w:hyperlink w:history="1" r:id="rIdz9srgigsewwvfxnx7zncn">
+      <w:hyperlink w:history="1" r:id="rIdbsh1tu-fiffjbqci1tpgv">
         <w:r>
           <w:rPr>
             <w:rStyle w:val="Hyperlink"/>
@@ -1086,7 +1086,7 @@
       <w:r>
         <w:t xml:space="preserve"> — modifié — </w:t>
       </w:r>
-      <w:hyperlink w:history="1" r:id="rIdaln9ddsi5jim4gxxq3gpo">
+      <w:hyperlink w:history="1" r:id="rIdy0njcbca5sn2szv3d0wvv">
         <w:r>
           <w:rPr>
             <w:rStyle w:val="Hyperlink"/>
@@ -1115,7 +1115,7 @@
       <w:r>
         <w:t xml:space="preserve"> — modifié — </w:t>
       </w:r>
-      <w:hyperlink w:history="1" r:id="rIdwqfvy_nksso9ohispliuy">
+      <w:hyperlink w:history="1" r:id="rIdia9i9fmkog7o7hn7tipia">
         <w:r>
           <w:rPr>
             <w:rStyle w:val="Hyperlink"/>
@@ -1152,7 +1152,7 @@
       <w:r>
         <w:t xml:space="preserve"> — modifié — </w:t>
       </w:r>
-      <w:hyperlink w:history="1" r:id="rIdmfo07dpde8yxpxoqtex8_">
+      <w:hyperlink w:history="1" r:id="rIdppnczglh4whlcg0mzhjb-">
         <w:r>
           <w:rPr>
             <w:rStyle w:val="Hyperlink"/>
@@ -1181,7 +1181,7 @@
       <w:r>
         <w:t xml:space="preserve"> — modifié — </w:t>
       </w:r>
-      <w:hyperlink w:history="1" r:id="rIdooju-dm2bc75g5vho03sh">
+      <w:hyperlink w:history="1" r:id="rIdgw89xpke7xmkfdapn755b">
         <w:r>
           <w:rPr>
             <w:rStyle w:val="Hyperlink"/>

--- a/docs/developpement/phases/word/PHASE_34_RAPPORT_DE_SOIREE_FIGE_A_LA_CLOTURE_IMPRIMABLE_ET_EN_PDF.docx
+++ b/docs/developpement/phases/word/PHASE_34_RAPPORT_DE_SOIREE_FIGE_A_LA_CLOTURE_IMPRIMABLE_ET_EN_PDF.docx
@@ -18,9 +18,9 @@
         <w:shd w:fill="F6F3FF" w:color="auto" w:val="clear"/>
       </w:pPr>
       <w:r>
-        <w:t xml:space="preserve">FlaiX Expert · dossier de développement · généré le 2026-10-23 depuis le dépôt </w:t>
-      </w:r>
-      <w:hyperlink w:history="1" r:id="rIduvnwrwp4j9-cxlgnclq5p">
+        <w:t xml:space="preserve">FlaiX Expert · dossier de développement · généré le 2026-10-24 depuis le dépôt </w:t>
+      </w:r>
+      <w:hyperlink w:history="1" r:id="rIdyyqkbd5hbg5wbjvtm-vtu">
         <w:r>
           <w:rPr>
             <w:rStyle w:val="Hyperlink"/>
@@ -600,7 +600,7 @@
           <w:numId w:val="2"/>
         </w:numPr>
       </w:pPr>
-      <w:hyperlink w:history="1" r:id="rIdhhcba6issbzudlk83k2yl">
+      <w:hyperlink w:history="1" r:id="rIdqrsna89daagk2u0vxgpuj">
         <w:r>
           <w:rPr>
             <w:rStyle w:val="Hyperlink"/>
@@ -648,7 +648,7 @@
       <w:r>
         <w:t xml:space="preserve"> — créé — </w:t>
       </w:r>
-      <w:hyperlink w:history="1" r:id="rId8pwzjvxs43yp9fbwcgri9">
+      <w:hyperlink w:history="1" r:id="rIdqtavy2-i0e98ktui99cuk">
         <w:r>
           <w:rPr>
             <w:rStyle w:val="Hyperlink"/>
@@ -685,7 +685,7 @@
       <w:r>
         <w:t xml:space="preserve"> — créé — </w:t>
       </w:r>
-      <w:hyperlink w:history="1" r:id="rIdergvf-ikx3xvjjwrsoveg">
+      <w:hyperlink w:history="1" r:id="rId7yw4rriqdoclb3nxu6ccj">
         <w:r>
           <w:rPr>
             <w:rStyle w:val="Hyperlink"/>
@@ -714,7 +714,7 @@
       <w:r>
         <w:t xml:space="preserve"> — créé — </w:t>
       </w:r>
-      <w:hyperlink w:history="1" r:id="rIdyttom-wb6dgbssiqjjww2">
+      <w:hyperlink w:history="1" r:id="rIdus_mzfpeutho_lmiohxrv">
         <w:r>
           <w:rPr>
             <w:rStyle w:val="Hyperlink"/>
@@ -751,7 +751,7 @@
       <w:r>
         <w:t xml:space="preserve"> — modifié — </w:t>
       </w:r>
-      <w:hyperlink w:history="1" r:id="rIda62apvpmuhg70bybwmjr2">
+      <w:hyperlink w:history="1" r:id="rIdaaz_z2tozuk-lx1v5maj8">
         <w:r>
           <w:rPr>
             <w:rStyle w:val="Hyperlink"/>
@@ -780,7 +780,7 @@
       <w:r>
         <w:t xml:space="preserve"> — modifié — </w:t>
       </w:r>
-      <w:hyperlink w:history="1" r:id="rIdm2bjenblzgsa8szd1ogr7">
+      <w:hyperlink w:history="1" r:id="rIdwp17yf01rh8dj0smiufei">
         <w:r>
           <w:rPr>
             <w:rStyle w:val="Hyperlink"/>
@@ -809,7 +809,7 @@
       <w:r>
         <w:t xml:space="preserve"> — créé — </w:t>
       </w:r>
-      <w:hyperlink w:history="1" r:id="rIdsqrqnoejo8srycwja4bh-">
+      <w:hyperlink w:history="1" r:id="rIdxvkkf3mzfsek5cgmshuuh">
         <w:r>
           <w:rPr>
             <w:rStyle w:val="Hyperlink"/>
@@ -846,7 +846,7 @@
       <w:r>
         <w:t xml:space="preserve"> — modifié — </w:t>
       </w:r>
-      <w:hyperlink w:history="1" r:id="rIdgmjpjxb7mtgrcozojo7lh">
+      <w:hyperlink w:history="1" r:id="rId47ph5wpp-eeclvnadzpkp">
         <w:r>
           <w:rPr>
             <w:rStyle w:val="Hyperlink"/>
@@ -875,7 +875,7 @@
       <w:r>
         <w:t xml:space="preserve"> — créé — </w:t>
       </w:r>
-      <w:hyperlink w:history="1" r:id="rIdddf2vtlty08_lxlodfo5i">
+      <w:hyperlink w:history="1" r:id="rId2emf6wwy32z5ejwcmpdpa">
         <w:r>
           <w:rPr>
             <w:rStyle w:val="Hyperlink"/>
@@ -904,7 +904,7 @@
       <w:r>
         <w:t xml:space="preserve"> — modifié — </w:t>
       </w:r>
-      <w:hyperlink w:history="1" r:id="rIdkmfhga27diluhqphhcf9f">
+      <w:hyperlink w:history="1" r:id="rId8yqeka-8md-s0j5t4wsmf">
         <w:r>
           <w:rPr>
             <w:rStyle w:val="Hyperlink"/>
@@ -933,7 +933,7 @@
       <w:r>
         <w:t xml:space="preserve"> — modifié — </w:t>
       </w:r>
-      <w:hyperlink w:history="1" r:id="rIdpbsfwh07b-atqw8boyfo6">
+      <w:hyperlink w:history="1" r:id="rIdpxbuwv7ww3hyhuzk9q4dy">
         <w:r>
           <w:rPr>
             <w:rStyle w:val="Hyperlink"/>
@@ -970,7 +970,7 @@
       <w:r>
         <w:t xml:space="preserve"> — modifié — </w:t>
       </w:r>
-      <w:hyperlink w:history="1" r:id="rIdh5axbtky5k81-anzouzbt">
+      <w:hyperlink w:history="1" r:id="rIdw64pijko2icdotoac-efg">
         <w:r>
           <w:rPr>
             <w:rStyle w:val="Hyperlink"/>
@@ -999,7 +999,7 @@
       <w:r>
         <w:t xml:space="preserve"> — modifié — </w:t>
       </w:r>
-      <w:hyperlink w:history="1" r:id="rIds08dg9y4p-dju0ixzlp1f">
+      <w:hyperlink w:history="1" r:id="rIdjbxkcwfz_dkgxbehlorvn">
         <w:r>
           <w:rPr>
             <w:rStyle w:val="Hyperlink"/>
@@ -1028,7 +1028,7 @@
       <w:r>
         <w:t xml:space="preserve"> — créé — </w:t>
       </w:r>
-      <w:hyperlink w:history="1" r:id="rId8gyguww8ghscyzqj6wiac">
+      <w:hyperlink w:history="1" r:id="rIdmbuwvxrddhsv7jv_nb908">
         <w:r>
           <w:rPr>
             <w:rStyle w:val="Hyperlink"/>
@@ -1057,7 +1057,7 @@
       <w:r>
         <w:t xml:space="preserve"> — créé — </w:t>
       </w:r>
-      <w:hyperlink w:history="1" r:id="rIdbsh1tu-fiffjbqci1tpgv">
+      <w:hyperlink w:history="1" r:id="rIdeum3louxl0pjvstqhevg5">
         <w:r>
           <w:rPr>
             <w:rStyle w:val="Hyperlink"/>
@@ -1086,7 +1086,7 @@
       <w:r>
         <w:t xml:space="preserve"> — modifié — </w:t>
       </w:r>
-      <w:hyperlink w:history="1" r:id="rIdy0njcbca5sn2szv3d0wvv">
+      <w:hyperlink w:history="1" r:id="rIdaqbzg1c6iienlnwhp3ase">
         <w:r>
           <w:rPr>
             <w:rStyle w:val="Hyperlink"/>
@@ -1115,7 +1115,7 @@
       <w:r>
         <w:t xml:space="preserve"> — modifié — </w:t>
       </w:r>
-      <w:hyperlink w:history="1" r:id="rIdia9i9fmkog7o7hn7tipia">
+      <w:hyperlink w:history="1" r:id="rId813tmi7ocypfl3vythexh">
         <w:r>
           <w:rPr>
             <w:rStyle w:val="Hyperlink"/>
@@ -1152,7 +1152,7 @@
       <w:r>
         <w:t xml:space="preserve"> — modifié — </w:t>
       </w:r>
-      <w:hyperlink w:history="1" r:id="rIdppnczglh4whlcg0mzhjb-">
+      <w:hyperlink w:history="1" r:id="rIdlxvtebghogeobledczcc-">
         <w:r>
           <w:rPr>
             <w:rStyle w:val="Hyperlink"/>
@@ -1181,7 +1181,7 @@
       <w:r>
         <w:t xml:space="preserve"> — modifié — </w:t>
       </w:r>
-      <w:hyperlink w:history="1" r:id="rIdgw89xpke7xmkfdapn755b">
+      <w:hyperlink w:history="1" r:id="rIdttg4i0ngltyseccxr7ycp">
         <w:r>
           <w:rPr>
             <w:rStyle w:val="Hyperlink"/>

--- a/docs/developpement/phases/word/PHASE_34_RAPPORT_DE_SOIREE_FIGE_A_LA_CLOTURE_IMPRIMABLE_ET_EN_PDF.docx
+++ b/docs/developpement/phases/word/PHASE_34_RAPPORT_DE_SOIREE_FIGE_A_LA_CLOTURE_IMPRIMABLE_ET_EN_PDF.docx
@@ -18,9 +18,9 @@
         <w:shd w:fill="F6F3FF" w:color="auto" w:val="clear"/>
       </w:pPr>
       <w:r>
-        <w:t xml:space="preserve">FlaiX Expert · dossier de développement · généré le 2026-10-24 depuis le dépôt </w:t>
-      </w:r>
-      <w:hyperlink w:history="1" r:id="rIdyyqkbd5hbg5wbjvtm-vtu">
+        <w:t xml:space="preserve">FlaiX Expert · dossier de développement · généré le 2026-10-25 depuis le dépôt </w:t>
+      </w:r>
+      <w:hyperlink w:history="1" r:id="rIdddbe2ol3rmmii_u_1usje">
         <w:r>
           <w:rPr>
             <w:rStyle w:val="Hyperlink"/>
@@ -600,7 +600,7 @@
           <w:numId w:val="2"/>
         </w:numPr>
       </w:pPr>
-      <w:hyperlink w:history="1" r:id="rIdqrsna89daagk2u0vxgpuj">
+      <w:hyperlink w:history="1" r:id="rIdupjtjb9duqdgpevenkmk2">
         <w:r>
           <w:rPr>
             <w:rStyle w:val="Hyperlink"/>
@@ -648,7 +648,7 @@
       <w:r>
         <w:t xml:space="preserve"> — créé — </w:t>
       </w:r>
-      <w:hyperlink w:history="1" r:id="rIdqtavy2-i0e98ktui99cuk">
+      <w:hyperlink w:history="1" r:id="rIdhaldrdwc8hcpggknovnaz">
         <w:r>
           <w:rPr>
             <w:rStyle w:val="Hyperlink"/>
@@ -685,7 +685,7 @@
       <w:r>
         <w:t xml:space="preserve"> — créé — </w:t>
       </w:r>
-      <w:hyperlink w:history="1" r:id="rId7yw4rriqdoclb3nxu6ccj">
+      <w:hyperlink w:history="1" r:id="rId3g9t3-rk8m3m45_a6rvmd">
         <w:r>
           <w:rPr>
             <w:rStyle w:val="Hyperlink"/>
@@ -714,7 +714,7 @@
       <w:r>
         <w:t xml:space="preserve"> — créé — </w:t>
       </w:r>
-      <w:hyperlink w:history="1" r:id="rIdus_mzfpeutho_lmiohxrv">
+      <w:hyperlink w:history="1" r:id="rIdptxtcvzv7hcoqx_wswmzf">
         <w:r>
           <w:rPr>
             <w:rStyle w:val="Hyperlink"/>
@@ -751,7 +751,7 @@
       <w:r>
         <w:t xml:space="preserve"> — modifié — </w:t>
       </w:r>
-      <w:hyperlink w:history="1" r:id="rIdaaz_z2tozuk-lx1v5maj8">
+      <w:hyperlink w:history="1" r:id="rIdr536htepjpgwgq6rf92h_">
         <w:r>
           <w:rPr>
             <w:rStyle w:val="Hyperlink"/>
@@ -780,7 +780,7 @@
       <w:r>
         <w:t xml:space="preserve"> — modifié — </w:t>
       </w:r>
-      <w:hyperlink w:history="1" r:id="rIdwp17yf01rh8dj0smiufei">
+      <w:hyperlink w:history="1" r:id="rIdhegx96xqcdq7yqjzo_4a4">
         <w:r>
           <w:rPr>
             <w:rStyle w:val="Hyperlink"/>
@@ -809,7 +809,7 @@
       <w:r>
         <w:t xml:space="preserve"> — créé — </w:t>
       </w:r>
-      <w:hyperlink w:history="1" r:id="rIdxvkkf3mzfsek5cgmshuuh">
+      <w:hyperlink w:history="1" r:id="rIdlfo_0tkfvbxwcf7jxp3vj">
         <w:r>
           <w:rPr>
             <w:rStyle w:val="Hyperlink"/>
@@ -846,7 +846,7 @@
       <w:r>
         <w:t xml:space="preserve"> — modifié — </w:t>
       </w:r>
-      <w:hyperlink w:history="1" r:id="rId47ph5wpp-eeclvnadzpkp">
+      <w:hyperlink w:history="1" r:id="rIdz_6nviynx9vyby9vaimjw">
         <w:r>
           <w:rPr>
             <w:rStyle w:val="Hyperlink"/>
@@ -875,7 +875,7 @@
       <w:r>
         <w:t xml:space="preserve"> — créé — </w:t>
       </w:r>
-      <w:hyperlink w:history="1" r:id="rId2emf6wwy32z5ejwcmpdpa">
+      <w:hyperlink w:history="1" r:id="rIdiksmq_zafyuo-6u6fx8vh">
         <w:r>
           <w:rPr>
             <w:rStyle w:val="Hyperlink"/>
@@ -904,7 +904,7 @@
       <w:r>
         <w:t xml:space="preserve"> — modifié — </w:t>
       </w:r>
-      <w:hyperlink w:history="1" r:id="rId8yqeka-8md-s0j5t4wsmf">
+      <w:hyperlink w:history="1" r:id="rIdfnvfzcfy_shgcwflcrigw">
         <w:r>
           <w:rPr>
             <w:rStyle w:val="Hyperlink"/>
@@ -933,7 +933,7 @@
       <w:r>
         <w:t xml:space="preserve"> — modifié — </w:t>
       </w:r>
-      <w:hyperlink w:history="1" r:id="rIdpxbuwv7ww3hyhuzk9q4dy">
+      <w:hyperlink w:history="1" r:id="rIdbkmfanex7pv2pya7bng-4">
         <w:r>
           <w:rPr>
             <w:rStyle w:val="Hyperlink"/>
@@ -970,7 +970,7 @@
       <w:r>
         <w:t xml:space="preserve"> — modifié — </w:t>
       </w:r>
-      <w:hyperlink w:history="1" r:id="rIdw64pijko2icdotoac-efg">
+      <w:hyperlink w:history="1" r:id="rId45zgnjih2fnbymx5_ieab">
         <w:r>
           <w:rPr>
             <w:rStyle w:val="Hyperlink"/>
@@ -999,7 +999,7 @@
       <w:r>
         <w:t xml:space="preserve"> — modifié — </w:t>
       </w:r>
-      <w:hyperlink w:history="1" r:id="rIdjbxkcwfz_dkgxbehlorvn">
+      <w:hyperlink w:history="1" r:id="rId8z_7txo14rx11patzjflc">
         <w:r>
           <w:rPr>
             <w:rStyle w:val="Hyperlink"/>
@@ -1028,7 +1028,7 @@
       <w:r>
         <w:t xml:space="preserve"> — créé — </w:t>
       </w:r>
-      <w:hyperlink w:history="1" r:id="rIdmbuwvxrddhsv7jv_nb908">
+      <w:hyperlink w:history="1" r:id="rIdpgf_sclxzhqvpqjuzwzok">
         <w:r>
           <w:rPr>
             <w:rStyle w:val="Hyperlink"/>
@@ -1057,7 +1057,7 @@
       <w:r>
         <w:t xml:space="preserve"> — créé — </w:t>
       </w:r>
-      <w:hyperlink w:history="1" r:id="rIdeum3louxl0pjvstqhevg5">
+      <w:hyperlink w:history="1" r:id="rIdpmra7k90e4hskiz9fmszj">
         <w:r>
           <w:rPr>
             <w:rStyle w:val="Hyperlink"/>
@@ -1086,7 +1086,7 @@
       <w:r>
         <w:t xml:space="preserve"> — modifié — </w:t>
       </w:r>
-      <w:hyperlink w:history="1" r:id="rIdaqbzg1c6iienlnwhp3ase">
+      <w:hyperlink w:history="1" r:id="rIdb4wsmfvjhxs6wlkukx9xi">
         <w:r>
           <w:rPr>
             <w:rStyle w:val="Hyperlink"/>
@@ -1115,7 +1115,7 @@
       <w:r>
         <w:t xml:space="preserve"> — modifié — </w:t>
       </w:r>
-      <w:hyperlink w:history="1" r:id="rId813tmi7ocypfl3vythexh">
+      <w:hyperlink w:history="1" r:id="rId8v7gdintqm8py4-g_xjev">
         <w:r>
           <w:rPr>
             <w:rStyle w:val="Hyperlink"/>
@@ -1152,7 +1152,7 @@
       <w:r>
         <w:t xml:space="preserve"> — modifié — </w:t>
       </w:r>
-      <w:hyperlink w:history="1" r:id="rIdlxvtebghogeobledczcc-">
+      <w:hyperlink w:history="1" r:id="rIdvewv0rvsmeernb5au6cvf">
         <w:r>
           <w:rPr>
             <w:rStyle w:val="Hyperlink"/>
@@ -1181,7 +1181,7 @@
       <w:r>
         <w:t xml:space="preserve"> — modifié — </w:t>
       </w:r>
-      <w:hyperlink w:history="1" r:id="rIdttg4i0ngltyseccxr7ycp">
+      <w:hyperlink w:history="1" r:id="rIdmn1bk8yyiz59sjg-4qwct">
         <w:r>
           <w:rPr>
             <w:rStyle w:val="Hyperlink"/>

--- a/docs/developpement/phases/word/PHASE_34_RAPPORT_DE_SOIREE_FIGE_A_LA_CLOTURE_IMPRIMABLE_ET_EN_PDF.docx
+++ b/docs/developpement/phases/word/PHASE_34_RAPPORT_DE_SOIREE_FIGE_A_LA_CLOTURE_IMPRIMABLE_ET_EN_PDF.docx
@@ -20,7 +20,7 @@
       <w:r>
         <w:t xml:space="preserve">FlaiX Expert · dossier de développement · généré le 2026-10-25 depuis le dépôt </w:t>
       </w:r>
-      <w:hyperlink w:history="1" r:id="rIdddbe2ol3rmmii_u_1usje">
+      <w:hyperlink w:history="1" r:id="rId1q6kw1pqctjspipkq3dwv">
         <w:r>
           <w:rPr>
             <w:rStyle w:val="Hyperlink"/>
@@ -600,7 +600,7 @@
           <w:numId w:val="2"/>
         </w:numPr>
       </w:pPr>
-      <w:hyperlink w:history="1" r:id="rIdupjtjb9duqdgpevenkmk2">
+      <w:hyperlink w:history="1" r:id="rIdhajvwmtz6jkkmfdqjldha">
         <w:r>
           <w:rPr>
             <w:rStyle w:val="Hyperlink"/>
@@ -648,7 +648,7 @@
       <w:r>
         <w:t xml:space="preserve"> — créé — </w:t>
       </w:r>
-      <w:hyperlink w:history="1" r:id="rIdhaldrdwc8hcpggknovnaz">
+      <w:hyperlink w:history="1" r:id="rIddillr2by56ubpwe0vua9q">
         <w:r>
           <w:rPr>
             <w:rStyle w:val="Hyperlink"/>
@@ -685,7 +685,7 @@
       <w:r>
         <w:t xml:space="preserve"> — créé — </w:t>
       </w:r>
-      <w:hyperlink w:history="1" r:id="rId3g9t3-rk8m3m45_a6rvmd">
+      <w:hyperlink w:history="1" r:id="rId10w4vddnqjp3ub3ewvnkj">
         <w:r>
           <w:rPr>
             <w:rStyle w:val="Hyperlink"/>
@@ -714,7 +714,7 @@
       <w:r>
         <w:t xml:space="preserve"> — créé — </w:t>
       </w:r>
-      <w:hyperlink w:history="1" r:id="rIdptxtcvzv7hcoqx_wswmzf">
+      <w:hyperlink w:history="1" r:id="rIdwhkx1m36pfchipi1v9bod">
         <w:r>
           <w:rPr>
             <w:rStyle w:val="Hyperlink"/>
@@ -751,7 +751,7 @@
       <w:r>
         <w:t xml:space="preserve"> — modifié — </w:t>
       </w:r>
-      <w:hyperlink w:history="1" r:id="rIdr536htepjpgwgq6rf92h_">
+      <w:hyperlink w:history="1" r:id="rIdfm1gziz40_vatac1-idoo">
         <w:r>
           <w:rPr>
             <w:rStyle w:val="Hyperlink"/>
@@ -780,7 +780,7 @@
       <w:r>
         <w:t xml:space="preserve"> — modifié — </w:t>
       </w:r>
-      <w:hyperlink w:history="1" r:id="rIdhegx96xqcdq7yqjzo_4a4">
+      <w:hyperlink w:history="1" r:id="rIdj1cdhmximigdln3ufqu1b">
         <w:r>
           <w:rPr>
             <w:rStyle w:val="Hyperlink"/>
@@ -809,7 +809,7 @@
       <w:r>
         <w:t xml:space="preserve"> — créé — </w:t>
       </w:r>
-      <w:hyperlink w:history="1" r:id="rIdlfo_0tkfvbxwcf7jxp3vj">
+      <w:hyperlink w:history="1" r:id="rId2vuwn1xh1dcohchybxscg">
         <w:r>
           <w:rPr>
             <w:rStyle w:val="Hyperlink"/>
@@ -846,7 +846,7 @@
       <w:r>
         <w:t xml:space="preserve"> — modifié — </w:t>
       </w:r>
-      <w:hyperlink w:history="1" r:id="rIdz_6nviynx9vyby9vaimjw">
+      <w:hyperlink w:history="1" r:id="rIdidox2ak09eybuc3axtjhl">
         <w:r>
           <w:rPr>
             <w:rStyle w:val="Hyperlink"/>
@@ -875,7 +875,7 @@
       <w:r>
         <w:t xml:space="preserve"> — créé — </w:t>
       </w:r>
-      <w:hyperlink w:history="1" r:id="rIdiksmq_zafyuo-6u6fx8vh">
+      <w:hyperlink w:history="1" r:id="rIdcgc7w2rw-zovmsju-umnp">
         <w:r>
           <w:rPr>
             <w:rStyle w:val="Hyperlink"/>
@@ -904,7 +904,7 @@
       <w:r>
         <w:t xml:space="preserve"> — modifié — </w:t>
       </w:r>
-      <w:hyperlink w:history="1" r:id="rIdfnvfzcfy_shgcwflcrigw">
+      <w:hyperlink w:history="1" r:id="rIdl61j_zpenax-rfyf3mkzh">
         <w:r>
           <w:rPr>
             <w:rStyle w:val="Hyperlink"/>
@@ -933,7 +933,7 @@
       <w:r>
         <w:t xml:space="preserve"> — modifié — </w:t>
       </w:r>
-      <w:hyperlink w:history="1" r:id="rIdbkmfanex7pv2pya7bng-4">
+      <w:hyperlink w:history="1" r:id="rIdngvafe0xmwrlmegklb3el">
         <w:r>
           <w:rPr>
             <w:rStyle w:val="Hyperlink"/>
@@ -970,7 +970,7 @@
       <w:r>
         <w:t xml:space="preserve"> — modifié — </w:t>
       </w:r>
-      <w:hyperlink w:history="1" r:id="rId45zgnjih2fnbymx5_ieab">
+      <w:hyperlink w:history="1" r:id="rIdhk34nghxstt2bkkvcltfm">
         <w:r>
           <w:rPr>
             <w:rStyle w:val="Hyperlink"/>
@@ -999,7 +999,7 @@
       <w:r>
         <w:t xml:space="preserve"> — modifié — </w:t>
       </w:r>
-      <w:hyperlink w:history="1" r:id="rId8z_7txo14rx11patzjflc">
+      <w:hyperlink w:history="1" r:id="rIdwyh7fef0pzoeqv3nt_qnl">
         <w:r>
           <w:rPr>
             <w:rStyle w:val="Hyperlink"/>
@@ -1028,7 +1028,7 @@
       <w:r>
         <w:t xml:space="preserve"> — créé — </w:t>
       </w:r>
-      <w:hyperlink w:history="1" r:id="rIdpgf_sclxzhqvpqjuzwzok">
+      <w:hyperlink w:history="1" r:id="rIdnbkkxy52fzlvdk1txzytd">
         <w:r>
           <w:rPr>
             <w:rStyle w:val="Hyperlink"/>
@@ -1057,7 +1057,7 @@
       <w:r>
         <w:t xml:space="preserve"> — créé — </w:t>
       </w:r>
-      <w:hyperlink w:history="1" r:id="rIdpmra7k90e4hskiz9fmszj">
+      <w:hyperlink w:history="1" r:id="rIdue754w0iym-aoa4hxemq7">
         <w:r>
           <w:rPr>
             <w:rStyle w:val="Hyperlink"/>
@@ -1086,7 +1086,7 @@
       <w:r>
         <w:t xml:space="preserve"> — modifié — </w:t>
       </w:r>
-      <w:hyperlink w:history="1" r:id="rIdb4wsmfvjhxs6wlkukx9xi">
+      <w:hyperlink w:history="1" r:id="rIdf5ja0nvr4c1sjlf_aqxus">
         <w:r>
           <w:rPr>
             <w:rStyle w:val="Hyperlink"/>
@@ -1115,7 +1115,7 @@
       <w:r>
         <w:t xml:space="preserve"> — modifié — </w:t>
       </w:r>
-      <w:hyperlink w:history="1" r:id="rId8v7gdintqm8py4-g_xjev">
+      <w:hyperlink w:history="1" r:id="rIdzofwf0m_uwyoeimxacbwv">
         <w:r>
           <w:rPr>
             <w:rStyle w:val="Hyperlink"/>
@@ -1152,7 +1152,7 @@
       <w:r>
         <w:t xml:space="preserve"> — modifié — </w:t>
       </w:r>
-      <w:hyperlink w:history="1" r:id="rIdvewv0rvsmeernb5au6cvf">
+      <w:hyperlink w:history="1" r:id="rIdncduexmcrahniv2vjxpmo">
         <w:r>
           <w:rPr>
             <w:rStyle w:val="Hyperlink"/>
@@ -1181,7 +1181,7 @@
       <w:r>
         <w:t xml:space="preserve"> — modifié — </w:t>
       </w:r>
-      <w:hyperlink w:history="1" r:id="rIdmn1bk8yyiz59sjg-4qwct">
+      <w:hyperlink w:history="1" r:id="rIdkclrwxbrkxenb-l0k0bug">
         <w:r>
           <w:rPr>
             <w:rStyle w:val="Hyperlink"/>

--- a/docs/developpement/phases/word/PHASE_34_RAPPORT_DE_SOIREE_FIGE_A_LA_CLOTURE_IMPRIMABLE_ET_EN_PDF.docx
+++ b/docs/developpement/phases/word/PHASE_34_RAPPORT_DE_SOIREE_FIGE_A_LA_CLOTURE_IMPRIMABLE_ET_EN_PDF.docx
@@ -20,7 +20,7 @@
       <w:r>
         <w:t xml:space="preserve">FlaiX Expert · dossier de développement · généré le 2026-10-25 depuis le dépôt </w:t>
       </w:r>
-      <w:hyperlink w:history="1" r:id="rId1q6kw1pqctjspipkq3dwv">
+      <w:hyperlink w:history="1" r:id="rId2_wna7dz3j3y0s52ixtnp">
         <w:r>
           <w:rPr>
             <w:rStyle w:val="Hyperlink"/>
@@ -600,7 +600,7 @@
           <w:numId w:val="2"/>
         </w:numPr>
       </w:pPr>
-      <w:hyperlink w:history="1" r:id="rIdhajvwmtz6jkkmfdqjldha">
+      <w:hyperlink w:history="1" r:id="rId2jverou093rkzwojzigw8">
         <w:r>
           <w:rPr>
             <w:rStyle w:val="Hyperlink"/>
@@ -648,7 +648,7 @@
       <w:r>
         <w:t xml:space="preserve"> — créé — </w:t>
       </w:r>
-      <w:hyperlink w:history="1" r:id="rIddillr2by56ubpwe0vua9q">
+      <w:hyperlink w:history="1" r:id="rIdxktlpklro9yfbkwdhdw-f">
         <w:r>
           <w:rPr>
             <w:rStyle w:val="Hyperlink"/>
@@ -685,7 +685,7 @@
       <w:r>
         <w:t xml:space="preserve"> — créé — </w:t>
       </w:r>
-      <w:hyperlink w:history="1" r:id="rId10w4vddnqjp3ub3ewvnkj">
+      <w:hyperlink w:history="1" r:id="rIdj1n7pvr26oitijpvzlgar">
         <w:r>
           <w:rPr>
             <w:rStyle w:val="Hyperlink"/>
@@ -714,7 +714,7 @@
       <w:r>
         <w:t xml:space="preserve"> — créé — </w:t>
       </w:r>
-      <w:hyperlink w:history="1" r:id="rIdwhkx1m36pfchipi1v9bod">
+      <w:hyperlink w:history="1" r:id="rIdff_ccyzxemav9mouaehqi">
         <w:r>
           <w:rPr>
             <w:rStyle w:val="Hyperlink"/>
@@ -751,7 +751,7 @@
       <w:r>
         <w:t xml:space="preserve"> — modifié — </w:t>
       </w:r>
-      <w:hyperlink w:history="1" r:id="rIdfm1gziz40_vatac1-idoo">
+      <w:hyperlink w:history="1" r:id="rId8ylrzcbaqwtm6lrdqcrw_">
         <w:r>
           <w:rPr>
             <w:rStyle w:val="Hyperlink"/>
@@ -780,7 +780,7 @@
       <w:r>
         <w:t xml:space="preserve"> — modifié — </w:t>
       </w:r>
-      <w:hyperlink w:history="1" r:id="rIdj1cdhmximigdln3ufqu1b">
+      <w:hyperlink w:history="1" r:id="rIdmcjlvsxht8a2btn2obtoh">
         <w:r>
           <w:rPr>
             <w:rStyle w:val="Hyperlink"/>
@@ -809,7 +809,7 @@
       <w:r>
         <w:t xml:space="preserve"> — créé — </w:t>
       </w:r>
-      <w:hyperlink w:history="1" r:id="rId2vuwn1xh1dcohchybxscg">
+      <w:hyperlink w:history="1" r:id="rIdrghgruypv-zo0jhcewalj">
         <w:r>
           <w:rPr>
             <w:rStyle w:val="Hyperlink"/>
@@ -846,7 +846,7 @@
       <w:r>
         <w:t xml:space="preserve"> — modifié — </w:t>
       </w:r>
-      <w:hyperlink w:history="1" r:id="rIdidox2ak09eybuc3axtjhl">
+      <w:hyperlink w:history="1" r:id="rIdxmiswdc3ouvlopzlcee8h">
         <w:r>
           <w:rPr>
             <w:rStyle w:val="Hyperlink"/>
@@ -875,7 +875,7 @@
       <w:r>
         <w:t xml:space="preserve"> — créé — </w:t>
       </w:r>
-      <w:hyperlink w:history="1" r:id="rIdcgc7w2rw-zovmsju-umnp">
+      <w:hyperlink w:history="1" r:id="rId6tepmazb95q29nzpkmxjm">
         <w:r>
           <w:rPr>
             <w:rStyle w:val="Hyperlink"/>
@@ -904,7 +904,7 @@
       <w:r>
         <w:t xml:space="preserve"> — modifié — </w:t>
       </w:r>
-      <w:hyperlink w:history="1" r:id="rIdl61j_zpenax-rfyf3mkzh">
+      <w:hyperlink w:history="1" r:id="rIdineqkgy20q7xcbvmu5vvx">
         <w:r>
           <w:rPr>
             <w:rStyle w:val="Hyperlink"/>
@@ -933,7 +933,7 @@
       <w:r>
         <w:t xml:space="preserve"> — modifié — </w:t>
       </w:r>
-      <w:hyperlink w:history="1" r:id="rIdngvafe0xmwrlmegklb3el">
+      <w:hyperlink w:history="1" r:id="rId3x08knkzhmu5gfxbt2ob7">
         <w:r>
           <w:rPr>
             <w:rStyle w:val="Hyperlink"/>
@@ -970,7 +970,7 @@
       <w:r>
         <w:t xml:space="preserve"> — modifié — </w:t>
       </w:r>
-      <w:hyperlink w:history="1" r:id="rIdhk34nghxstt2bkkvcltfm">
+      <w:hyperlink w:history="1" r:id="rIdxe2kmkk164of0j11yqi0e">
         <w:r>
           <w:rPr>
             <w:rStyle w:val="Hyperlink"/>
@@ -999,7 +999,7 @@
       <w:r>
         <w:t xml:space="preserve"> — modifié — </w:t>
       </w:r>
-      <w:hyperlink w:history="1" r:id="rIdwyh7fef0pzoeqv3nt_qnl">
+      <w:hyperlink w:history="1" r:id="rIdjetclu_fd9yd-5xa43p43">
         <w:r>
           <w:rPr>
             <w:rStyle w:val="Hyperlink"/>
@@ -1028,7 +1028,7 @@
       <w:r>
         <w:t xml:space="preserve"> — créé — </w:t>
       </w:r>
-      <w:hyperlink w:history="1" r:id="rIdnbkkxy52fzlvdk1txzytd">
+      <w:hyperlink w:history="1" r:id="rIdhv9d2vtlxpj4qgpmddv8j">
         <w:r>
           <w:rPr>
             <w:rStyle w:val="Hyperlink"/>
@@ -1057,7 +1057,7 @@
       <w:r>
         <w:t xml:space="preserve"> — créé — </w:t>
       </w:r>
-      <w:hyperlink w:history="1" r:id="rIdue754w0iym-aoa4hxemq7">
+      <w:hyperlink w:history="1" r:id="rIdjgagrgqatool7n9ruqyrz">
         <w:r>
           <w:rPr>
             <w:rStyle w:val="Hyperlink"/>
@@ -1086,7 +1086,7 @@
       <w:r>
         <w:t xml:space="preserve"> — modifié — </w:t>
       </w:r>
-      <w:hyperlink w:history="1" r:id="rIdf5ja0nvr4c1sjlf_aqxus">
+      <w:hyperlink w:history="1" r:id="rIdrs4mi5-oall8sjgifj9ao">
         <w:r>
           <w:rPr>
             <w:rStyle w:val="Hyperlink"/>
@@ -1115,7 +1115,7 @@
       <w:r>
         <w:t xml:space="preserve"> — modifié — </w:t>
       </w:r>
-      <w:hyperlink w:history="1" r:id="rIdzofwf0m_uwyoeimxacbwv">
+      <w:hyperlink w:history="1" r:id="rIdl9fpukm5xn_pdyx_g5lxk">
         <w:r>
           <w:rPr>
             <w:rStyle w:val="Hyperlink"/>
@@ -1152,7 +1152,7 @@
       <w:r>
         <w:t xml:space="preserve"> — modifié — </w:t>
       </w:r>
-      <w:hyperlink w:history="1" r:id="rIdncduexmcrahniv2vjxpmo">
+      <w:hyperlink w:history="1" r:id="rId-ocdpvmxx-9hccejwlpqs">
         <w:r>
           <w:rPr>
             <w:rStyle w:val="Hyperlink"/>
@@ -1181,7 +1181,7 @@
       <w:r>
         <w:t xml:space="preserve"> — modifié — </w:t>
       </w:r>
-      <w:hyperlink w:history="1" r:id="rIdkclrwxbrkxenb-l0k0bug">
+      <w:hyperlink w:history="1" r:id="rId8xbq5opewebrd4bbj-blw">
         <w:r>
           <w:rPr>
             <w:rStyle w:val="Hyperlink"/>
